--- a/results.docx
+++ b/results.docx
@@ -66,6 +66,13 @@
         </w:rPr>
         <w:t>The average length of an episode among the 10,000 evaluation episodes</w:t>
       </w:r>
+    </w:p>
+    <w:p>
+      <w:pPr>
+        <w:rPr>
+          <w:rFonts w:ascii="Arial" w:hAnsi="Arial" w:cs="Arial"/>
+        </w:rPr>
+      </w:pPr>
     </w:p>
     <w:sectPr>
       <w:pgSz w:w="12240" w:h="15840"/>

--- a/results.docx
+++ b/results.docx
@@ -687,6 +687,7 @@
   <w:style w:type="character" w:default="1" w:styleId="DefaultParagraphFont">
     <w:name w:val="Default Paragraph Font"/>
     <w:uiPriority w:val="1"/>
+    <w:semiHidden/>
     <w:unhideWhenUsed/>
   </w:style>
   <w:style w:type="table" w:default="1" w:styleId="TableNormal">

--- a/results.docx
+++ b/results.docx
@@ -31,7 +31,32 @@
         <w:rPr>
           <w:rFonts w:ascii="Arial" w:hAnsi="Arial" w:cs="Arial"/>
         </w:rPr>
-        <w:t>number of training episodes: 160000</w:t>
+        <w:t>Answer:</w:t>
+      </w:r>
+    </w:p>
+    <w:p>
+      <w:pPr>
+        <w:rPr>
+          <w:rFonts w:ascii="Arial" w:hAnsi="Arial" w:cs="Arial"/>
+        </w:rPr>
+      </w:pPr>
+      <w:r>
+        <w:rPr>
+          <w:rFonts w:ascii="Arial" w:hAnsi="Arial" w:cs="Arial"/>
+        </w:rPr>
+        <w:t xml:space="preserve">number of training episodes: </w:t>
+      </w:r>
+      <w:r>
+        <w:rPr>
+          <w:rFonts w:ascii="Arial" w:hAnsi="Arial" w:cs="Arial"/>
+        </w:rPr>
+        <w:t>12</w:t>
+      </w:r>
+      <w:r>
+        <w:rPr>
+          <w:rFonts w:ascii="Arial" w:hAnsi="Arial" w:cs="Arial"/>
+        </w:rPr>
+        <w:t>0000</w:t>
       </w:r>
     </w:p>
     <w:p>
@@ -73,6 +98,2744 @@
           <w:rFonts w:ascii="Arial" w:hAnsi="Arial" w:cs="Arial"/>
         </w:rPr>
       </w:pPr>
+      <w:r>
+        <w:rPr>
+          <w:rFonts w:ascii="Arial" w:hAnsi="Arial" w:cs="Arial"/>
+        </w:rPr>
+        <w:t>Answer</w:t>
+      </w:r>
+      <w:r>
+        <w:rPr>
+          <w:rFonts w:ascii="Arial" w:hAnsi="Arial" w:cs="Arial"/>
+        </w:rPr>
+        <w:t xml:space="preserve">: </w:t>
+      </w:r>
+      <w:r>
+        <w:rPr>
+          <w:rFonts w:ascii="Arial" w:hAnsi="Arial" w:cs="Arial"/>
+        </w:rPr>
+        <w:t>10.</w:t>
+      </w:r>
+      <w:r>
+        <w:rPr>
+          <w:rFonts w:ascii="Arial" w:hAnsi="Arial" w:cs="Arial"/>
+        </w:rPr>
+        <w:t>09</w:t>
+      </w:r>
+    </w:p>
+    <w:p>
+      <w:pPr>
+        <w:rPr>
+          <w:rFonts w:ascii="Arial" w:hAnsi="Arial" w:cs="Arial"/>
+        </w:rPr>
+      </w:pPr>
+    </w:p>
+    <w:p>
+      <w:pPr>
+        <w:rPr>
+          <w:rFonts w:ascii="Arial" w:hAnsi="Arial" w:cs="Arial"/>
+        </w:rPr>
+      </w:pPr>
+      <w:r>
+        <w:rPr>
+          <w:rFonts w:ascii="Arial" w:hAnsi="Arial" w:cs="Arial"/>
+        </w:rPr>
+        <w:t>The average reward across all 10,000 evaluation episodes</w:t>
+      </w:r>
+    </w:p>
+    <w:p>
+      <w:pPr>
+        <w:rPr>
+          <w:rFonts w:ascii="Arial" w:hAnsi="Arial" w:cs="Arial"/>
+        </w:rPr>
+      </w:pPr>
+      <w:r>
+        <w:rPr>
+          <w:rFonts w:ascii="Arial" w:hAnsi="Arial" w:cs="Arial"/>
+        </w:rPr>
+        <w:t>Answer</w:t>
+      </w:r>
+      <w:r>
+        <w:rPr>
+          <w:rFonts w:ascii="Arial" w:hAnsi="Arial" w:cs="Arial"/>
+        </w:rPr>
+        <w:t xml:space="preserve">: </w:t>
+      </w:r>
+      <w:r>
+        <w:rPr>
+          <w:rFonts w:ascii="Arial" w:hAnsi="Arial" w:cs="Arial"/>
+        </w:rPr>
+        <w:t>96</w:t>
+      </w:r>
+      <w:r>
+        <w:rPr>
+          <w:rFonts w:ascii="Arial" w:hAnsi="Arial" w:cs="Arial"/>
+        </w:rPr>
+        <w:t>61</w:t>
+      </w:r>
+      <w:r>
+        <w:rPr>
+          <w:rFonts w:ascii="Arial" w:hAnsi="Arial" w:cs="Arial"/>
+        </w:rPr>
+        <w:t>.</w:t>
+      </w:r>
+      <w:r>
+        <w:rPr>
+          <w:rFonts w:ascii="Arial" w:hAnsi="Arial" w:cs="Arial"/>
+        </w:rPr>
+        <w:t>66</w:t>
+      </w:r>
+    </w:p>
+    <w:p>
+      <w:pPr>
+        <w:rPr>
+          <w:rFonts w:ascii="Arial" w:hAnsi="Arial" w:cs="Arial"/>
+        </w:rPr>
+      </w:pPr>
+    </w:p>
+    <w:p>
+      <w:pPr>
+        <w:rPr>
+          <w:rFonts w:ascii="Arial" w:hAnsi="Arial" w:cs="Arial"/>
+        </w:rPr>
+      </w:pPr>
+      <w:r>
+        <w:rPr>
+          <w:rFonts w:ascii="Arial" w:hAnsi="Arial" w:cs="Arial"/>
+        </w:rPr>
+        <w:t>The number of unique states in your final Q-table</w:t>
+      </w:r>
+    </w:p>
+    <w:p>
+      <w:pPr>
+        <w:rPr>
+          <w:rFonts w:ascii="Arial" w:hAnsi="Arial" w:cs="Arial"/>
+        </w:rPr>
+      </w:pPr>
+      <w:r>
+        <w:rPr>
+          <w:rFonts w:ascii="Arial" w:hAnsi="Arial" w:cs="Arial"/>
+        </w:rPr>
+        <w:t>Answer</w:t>
+      </w:r>
+      <w:r>
+        <w:rPr>
+          <w:rFonts w:ascii="Arial" w:hAnsi="Arial" w:cs="Arial"/>
+        </w:rPr>
+        <w:t xml:space="preserve">: </w:t>
+      </w:r>
+      <w:r>
+        <w:rPr>
+          <w:rFonts w:ascii="Arial" w:hAnsi="Arial" w:cs="Arial"/>
+        </w:rPr>
+        <w:t>32639</w:t>
+      </w:r>
+    </w:p>
+    <w:p>
+      <w:pPr>
+        <w:rPr>
+          <w:rFonts w:ascii="Arial" w:hAnsi="Arial" w:cs="Arial"/>
+        </w:rPr>
+      </w:pPr>
+    </w:p>
+    <w:p>
+      <w:pPr>
+        <w:rPr>
+          <w:rFonts w:ascii="Arial" w:hAnsi="Arial" w:cs="Arial"/>
+        </w:rPr>
+      </w:pPr>
+      <w:r>
+        <w:rPr>
+          <w:rFonts w:ascii="Arial" w:hAnsi="Arial" w:cs="Arial"/>
+        </w:rPr>
+        <w:t xml:space="preserve">The number of unique states encountered during evaluation that were not in the Q-table </w:t>
+      </w:r>
+    </w:p>
+    <w:p>
+      <w:pPr>
+        <w:rPr>
+          <w:rFonts w:ascii="Arial" w:hAnsi="Arial" w:cs="Arial"/>
+        </w:rPr>
+      </w:pPr>
+      <w:r>
+        <w:rPr>
+          <w:rFonts w:ascii="Arial" w:hAnsi="Arial" w:cs="Arial"/>
+        </w:rPr>
+        <w:t xml:space="preserve">and the percentage of actions during your 10,000 episodes that were taken from one of </w:t>
+      </w:r>
+    </w:p>
+    <w:p>
+      <w:pPr>
+        <w:rPr>
+          <w:rFonts w:ascii="Arial" w:hAnsi="Arial" w:cs="Arial"/>
+        </w:rPr>
+      </w:pPr>
+      <w:r>
+        <w:rPr>
+          <w:rFonts w:ascii="Arial" w:hAnsi="Arial" w:cs="Arial"/>
+        </w:rPr>
+        <w:t>those states</w:t>
+      </w:r>
+    </w:p>
+    <w:p>
+      <w:pPr>
+        <w:rPr>
+          <w:rFonts w:ascii="Arial" w:hAnsi="Arial" w:cs="Arial"/>
+        </w:rPr>
+      </w:pPr>
+      <w:r>
+        <w:rPr>
+          <w:rFonts w:ascii="Arial" w:hAnsi="Arial" w:cs="Arial"/>
+        </w:rPr>
+        <w:t>Answer:</w:t>
+      </w:r>
+    </w:p>
+    <w:p>
+      <w:pPr>
+        <w:rPr>
+          <w:rFonts w:ascii="Arial" w:hAnsi="Arial" w:cs="Arial"/>
+        </w:rPr>
+      </w:pPr>
+      <w:r>
+        <w:rPr>
+          <w:rFonts w:ascii="Arial" w:hAnsi="Arial" w:cs="Arial"/>
+        </w:rPr>
+        <w:t>unique states encountered</w:t>
+      </w:r>
+      <w:r>
+        <w:rPr>
+          <w:rFonts w:ascii="Arial" w:hAnsi="Arial" w:cs="Arial"/>
+        </w:rPr>
+        <w:t xml:space="preserve">: </w:t>
+      </w:r>
+      <w:r>
+        <w:rPr>
+          <w:rFonts w:ascii="Arial" w:hAnsi="Arial" w:cs="Arial"/>
+        </w:rPr>
+        <w:t>513</w:t>
+      </w:r>
+    </w:p>
+    <w:p>
+      <w:pPr>
+        <w:rPr>
+          <w:rFonts w:ascii="Arial" w:hAnsi="Arial" w:cs="Arial"/>
+        </w:rPr>
+      </w:pPr>
+      <w:r>
+        <w:rPr>
+          <w:rFonts w:ascii="Arial" w:hAnsi="Arial" w:cs="Arial"/>
+        </w:rPr>
+        <w:t xml:space="preserve">percentage of actions during your 10,000 episodes that were taken from one of </w:t>
+      </w:r>
+    </w:p>
+    <w:p>
+      <w:pPr>
+        <w:rPr>
+          <w:rFonts w:ascii="Arial" w:hAnsi="Arial" w:cs="Arial"/>
+        </w:rPr>
+      </w:pPr>
+      <w:r>
+        <w:rPr>
+          <w:rFonts w:ascii="Arial" w:hAnsi="Arial" w:cs="Arial"/>
+        </w:rPr>
+        <w:t>those states</w:t>
+      </w:r>
+      <w:r>
+        <w:rPr>
+          <w:rFonts w:ascii="Arial" w:hAnsi="Arial" w:cs="Arial"/>
+        </w:rPr>
+        <w:t xml:space="preserve">: </w:t>
+      </w:r>
+      <w:r>
+        <w:rPr>
+          <w:rFonts w:ascii="Arial" w:hAnsi="Arial" w:cs="Arial"/>
+        </w:rPr>
+        <w:t>0.73%</w:t>
+      </w:r>
+    </w:p>
+    <w:p>
+      <w:pPr>
+        <w:rPr>
+          <w:rFonts w:ascii="Arial" w:hAnsi="Arial" w:cs="Arial"/>
+        </w:rPr>
+      </w:pPr>
+    </w:p>
+    <w:p>
+      <w:pPr>
+        <w:rPr>
+          <w:rFonts w:ascii="Arial" w:hAnsi="Arial" w:cs="Arial"/>
+        </w:rPr>
+      </w:pPr>
+    </w:p>
+    <w:p>
+      <w:pPr>
+        <w:rPr>
+          <w:rFonts w:ascii="Arial" w:hAnsi="Arial" w:cs="Arial"/>
+        </w:rPr>
+      </w:pPr>
+      <w:r>
+        <w:rPr>
+          <w:rFonts w:ascii="Arial" w:hAnsi="Arial" w:cs="Arial"/>
+        </w:rPr>
+        <w:t>rewards at the end of each episode of training</w:t>
+      </w:r>
+    </w:p>
+    <w:p>
+      <w:pPr>
+        <w:rPr>
+          <w:rFonts w:ascii="Arial" w:hAnsi="Arial" w:cs="Arial"/>
+        </w:rPr>
+      </w:pPr>
+      <w:r>
+        <w:rPr>
+          <w:rFonts w:ascii="Arial" w:hAnsi="Arial" w:cs="Arial"/>
+        </w:rPr>
+        <w:t xml:space="preserve">Answer: because in this test. I used total of 120000 training episodes. The line plot to describe the evolution of </w:t>
+      </w:r>
+      <w:r>
+        <w:rPr>
+          <w:rFonts w:ascii="Arial" w:hAnsi="Arial" w:cs="Arial"/>
+        </w:rPr>
+        <w:t>rewards</w:t>
+      </w:r>
+      <w:r>
+        <w:rPr>
+          <w:rFonts w:ascii="Arial" w:hAnsi="Arial" w:cs="Arial"/>
+        </w:rPr>
+        <w:t xml:space="preserve"> shakes frequently and</w:t>
+      </w:r>
+      <w:r>
+        <w:rPr>
+          <w:rFonts w:ascii="Arial" w:hAnsi="Arial" w:cs="Arial"/>
+        </w:rPr>
+        <w:t xml:space="preserve"> is highly condensed</w:t>
+      </w:r>
+      <w:r>
+        <w:rPr>
+          <w:rFonts w:ascii="Arial" w:hAnsi="Arial" w:cs="Arial"/>
+        </w:rPr>
+        <w:t>, therefore</w:t>
+      </w:r>
+      <w:r>
+        <w:rPr>
+          <w:rFonts w:ascii="Arial" w:hAnsi="Arial" w:cs="Arial"/>
+        </w:rPr>
+        <w:t>,</w:t>
+      </w:r>
+      <w:r>
+        <w:rPr>
+          <w:rFonts w:ascii="Arial" w:hAnsi="Arial" w:cs="Arial"/>
+        </w:rPr>
+        <w:t xml:space="preserve"> the plot </w:t>
+      </w:r>
+      <w:r>
+        <w:rPr>
+          <w:rFonts w:ascii="Arial" w:hAnsi="Arial" w:cs="Arial"/>
+        </w:rPr>
+        <w:t>bec</w:t>
+      </w:r>
+      <w:r>
+        <w:rPr>
+          <w:rFonts w:ascii="Arial" w:hAnsi="Arial" w:cs="Arial"/>
+        </w:rPr>
+        <w:t>a</w:t>
+      </w:r>
+      <w:r>
+        <w:rPr>
+          <w:rFonts w:ascii="Arial" w:hAnsi="Arial" w:cs="Arial"/>
+        </w:rPr>
+        <w:t xml:space="preserve">me </w:t>
+      </w:r>
+      <w:r>
+        <w:rPr>
+          <w:rFonts w:ascii="Arial" w:hAnsi="Arial" w:cs="Arial"/>
+        </w:rPr>
+        <w:t>hard to read.</w:t>
+      </w:r>
+      <w:r>
+        <w:rPr>
+          <w:rFonts w:ascii="Arial" w:hAnsi="Arial" w:cs="Arial"/>
+        </w:rPr>
+        <w:br/>
+      </w:r>
+      <w:r>
+        <w:rPr>
+          <w:rFonts w:ascii="Arial" w:hAnsi="Arial" w:cs="Arial"/>
+        </w:rPr>
+        <w:br/>
+      </w:r>
+      <w:r>
+        <w:rPr>
+          <w:rFonts w:ascii="Arial" w:hAnsi="Arial" w:cs="Arial"/>
+        </w:rPr>
+        <w:lastRenderedPageBreak/>
+        <w:t>Instead of directly using a line plot to describe the relationship between rewards and training episodes, I divided the episodes into 20 folds (each fold contains a continues 6000 rewards values)</w:t>
+      </w:r>
+      <w:r>
+        <w:rPr>
+          <w:rFonts w:ascii="Arial" w:hAnsi="Arial" w:cs="Arial"/>
+        </w:rPr>
+        <w:t xml:space="preserve">. And </w:t>
+      </w:r>
+      <w:r>
+        <w:rPr>
+          <w:rFonts w:ascii="Arial" w:hAnsi="Arial" w:cs="Arial"/>
+        </w:rPr>
+        <w:t xml:space="preserve">I made </w:t>
+      </w:r>
+      <w:r>
+        <w:rPr>
+          <w:rFonts w:ascii="Arial" w:hAnsi="Arial" w:cs="Arial"/>
+        </w:rPr>
+        <w:t>one line plot and another box plot</w:t>
+      </w:r>
+      <w:r>
+        <w:rPr>
+          <w:rFonts w:ascii="Arial" w:hAnsi="Arial" w:cs="Arial"/>
+        </w:rPr>
+        <w:t xml:space="preserve"> </w:t>
+      </w:r>
+      <w:r>
+        <w:rPr>
+          <w:rFonts w:ascii="Arial" w:hAnsi="Arial" w:cs="Arial"/>
+        </w:rPr>
+        <w:t>using these 20 folds data</w:t>
+      </w:r>
+      <w:r>
+        <w:rPr>
+          <w:rFonts w:ascii="Arial" w:hAnsi="Arial" w:cs="Arial"/>
+        </w:rPr>
+        <w:t>.</w:t>
+      </w:r>
+    </w:p>
+    <w:p>
+      <w:pPr>
+        <w:rPr>
+          <w:rFonts w:ascii="Arial" w:hAnsi="Arial" w:cs="Arial"/>
+        </w:rPr>
+      </w:pPr>
+      <w:r>
+        <w:rPr>
+          <w:rFonts w:ascii="Arial" w:hAnsi="Arial" w:cs="Arial"/>
+          <w:noProof/>
+        </w:rPr>
+        <w:drawing>
+          <wp:inline distT="0" distB="0" distL="0" distR="0" wp14:anchorId="2BDA264B" wp14:editId="2CB6F07B">
+            <wp:extent cx="5895975" cy="2947988"/>
+            <wp:effectExtent l="0" t="0" r="0" b="5080"/>
+            <wp:docPr id="973025855" name="Picture 2"/>
+            <wp:cNvGraphicFramePr>
+              <a:graphicFrameLocks xmlns:a="http://schemas.openxmlformats.org/drawingml/2006/main" noChangeAspect="1"/>
+            </wp:cNvGraphicFramePr>
+            <a:graphic xmlns:a="http://schemas.openxmlformats.org/drawingml/2006/main">
+              <a:graphicData uri="http://schemas.openxmlformats.org/drawingml/2006/picture">
+                <pic:pic xmlns:pic="http://schemas.openxmlformats.org/drawingml/2006/picture">
+                  <pic:nvPicPr>
+                    <pic:cNvPr id="973025855" name="Picture 973025855"/>
+                    <pic:cNvPicPr/>
+                  </pic:nvPicPr>
+                  <pic:blipFill>
+                    <a:blip r:embed="rId5" cstate="print">
+                      <a:extLst>
+                        <a:ext uri="{28A0092B-C50C-407E-A947-70E740481C1C}">
+                          <a14:useLocalDpi xmlns:a14="http://schemas.microsoft.com/office/drawing/2010/main" val="0"/>
+                        </a:ext>
+                      </a:extLst>
+                    </a:blip>
+                    <a:stretch>
+                      <a:fillRect/>
+                    </a:stretch>
+                  </pic:blipFill>
+                  <pic:spPr>
+                    <a:xfrm>
+                      <a:off x="0" y="0"/>
+                      <a:ext cx="5927792" cy="2963897"/>
+                    </a:xfrm>
+                    <a:prstGeom prst="rect">
+                      <a:avLst/>
+                    </a:prstGeom>
+                  </pic:spPr>
+                </pic:pic>
+              </a:graphicData>
+            </a:graphic>
+          </wp:inline>
+        </w:drawing>
+      </w:r>
+    </w:p>
+    <w:p>
+      <w:pPr>
+        <w:rPr>
+          <w:rFonts w:ascii="Arial" w:hAnsi="Arial" w:cs="Arial"/>
+        </w:rPr>
+      </w:pPr>
+      <w:r>
+        <w:rPr>
+          <w:rFonts w:ascii="Arial" w:hAnsi="Arial" w:cs="Arial"/>
+        </w:rPr>
+        <w:t xml:space="preserve">The first chart shows the mean reward for each fold. From the chart we can clearly observe the tendency that the mean reward increases quickly during the first 5 folds and converges to 9000+ rewards slowly afterwards. Which indicates that during the training process, </w:t>
+      </w:r>
+      <w:r>
+        <w:rPr>
+          <w:rFonts w:ascii="Arial" w:hAnsi="Arial" w:cs="Arial"/>
+        </w:rPr>
+        <w:t>the Q-learning is effective</w:t>
+      </w:r>
+      <w:r>
+        <w:rPr>
+          <w:rFonts w:ascii="Arial" w:hAnsi="Arial" w:cs="Arial"/>
+        </w:rPr>
+        <w:t xml:space="preserve"> and will slowly “learn” the </w:t>
+      </w:r>
+      <w:r>
+        <w:rPr>
+          <w:rFonts w:ascii="Arial" w:hAnsi="Arial" w:cs="Arial"/>
+        </w:rPr>
+        <w:t xml:space="preserve">optimal </w:t>
+      </w:r>
+      <w:r>
+        <w:rPr>
+          <w:rFonts w:ascii="Arial" w:hAnsi="Arial" w:cs="Arial"/>
+        </w:rPr>
+        <w:t>strategy of winning the game</w:t>
+      </w:r>
+      <w:r>
+        <w:rPr>
+          <w:rFonts w:ascii="Arial" w:hAnsi="Arial" w:cs="Arial"/>
+        </w:rPr>
+        <w:t>.</w:t>
+      </w:r>
+      <w:r>
+        <w:rPr>
+          <w:rFonts w:ascii="Arial" w:hAnsi="Arial" w:cs="Arial"/>
+        </w:rPr>
+        <w:t xml:space="preserve"> </w:t>
+      </w:r>
+      <w:r>
+        <w:rPr>
+          <w:rFonts w:ascii="Arial" w:hAnsi="Arial" w:cs="Arial"/>
+          <w:noProof/>
+        </w:rPr>
+        <w:drawing>
+          <wp:inline distT="0" distB="0" distL="0" distR="0" wp14:anchorId="0FEAA018" wp14:editId="71F5C8A5">
+            <wp:extent cx="5895975" cy="2947988"/>
+            <wp:effectExtent l="0" t="0" r="0" b="5080"/>
+            <wp:docPr id="1810769660" name="Picture 1"/>
+            <wp:cNvGraphicFramePr>
+              <a:graphicFrameLocks xmlns:a="http://schemas.openxmlformats.org/drawingml/2006/main" noChangeAspect="1"/>
+            </wp:cNvGraphicFramePr>
+            <a:graphic xmlns:a="http://schemas.openxmlformats.org/drawingml/2006/main">
+              <a:graphicData uri="http://schemas.openxmlformats.org/drawingml/2006/picture">
+                <pic:pic xmlns:pic="http://schemas.openxmlformats.org/drawingml/2006/picture">
+                  <pic:nvPicPr>
+                    <pic:cNvPr id="1810769660" name="Picture 1810769660"/>
+                    <pic:cNvPicPr/>
+                  </pic:nvPicPr>
+                  <pic:blipFill>
+                    <a:blip r:embed="rId6" cstate="print">
+                      <a:extLst>
+                        <a:ext uri="{28A0092B-C50C-407E-A947-70E740481C1C}">
+                          <a14:useLocalDpi xmlns:a14="http://schemas.microsoft.com/office/drawing/2010/main" val="0"/>
+                        </a:ext>
+                      </a:extLst>
+                    </a:blip>
+                    <a:stretch>
+                      <a:fillRect/>
+                    </a:stretch>
+                  </pic:blipFill>
+                  <pic:spPr>
+                    <a:xfrm>
+                      <a:off x="0" y="0"/>
+                      <a:ext cx="5936483" cy="2968242"/>
+                    </a:xfrm>
+                    <a:prstGeom prst="rect">
+                      <a:avLst/>
+                    </a:prstGeom>
+                  </pic:spPr>
+                </pic:pic>
+              </a:graphicData>
+            </a:graphic>
+          </wp:inline>
+        </w:drawing>
+      </w:r>
+    </w:p>
+    <w:p>
+      <w:pPr>
+        <w:rPr>
+          <w:rFonts w:ascii="Arial" w:hAnsi="Arial" w:cs="Arial"/>
+        </w:rPr>
+      </w:pPr>
+      <w:r>
+        <w:rPr>
+          <w:rFonts w:ascii="Arial" w:hAnsi="Arial" w:cs="Arial"/>
+        </w:rPr>
+        <w:lastRenderedPageBreak/>
+        <w:t xml:space="preserve">The second chart is the box plot </w:t>
+      </w:r>
+      <w:r>
+        <w:rPr>
+          <w:rFonts w:ascii="Arial" w:hAnsi="Arial" w:cs="Arial"/>
+        </w:rPr>
+        <w:t xml:space="preserve">shows the distribution of each fold as well as the overall rewards increases with episodes tendency. </w:t>
+      </w:r>
+    </w:p>
+    <w:p>
+      <w:pPr>
+        <w:rPr>
+          <w:rFonts w:ascii="Arial" w:hAnsi="Arial" w:cs="Arial"/>
+        </w:rPr>
+      </w:pPr>
+      <w:r>
+        <w:rPr>
+          <w:rFonts w:ascii="Arial" w:hAnsi="Arial" w:cs="Arial"/>
+        </w:rPr>
+        <w:t xml:space="preserve">As can be seen from the box plot, in the first fold, even though there are some outliers that get a high reward, most of the episodes are receiving negative score, which indicates at the beginning stage, </w:t>
+      </w:r>
+      <w:r>
+        <w:rPr>
+          <w:rFonts w:ascii="Arial" w:hAnsi="Arial" w:cs="Arial"/>
+        </w:rPr>
+        <w:t xml:space="preserve">agent was taking random actions and not effectively solving the game. </w:t>
+      </w:r>
+    </w:p>
+    <w:p>
+      <w:pPr>
+        <w:rPr>
+          <w:rFonts w:ascii="Arial" w:hAnsi="Arial" w:cs="Arial"/>
+        </w:rPr>
+      </w:pPr>
+      <w:r>
+        <w:rPr>
+          <w:rFonts w:ascii="Arial" w:hAnsi="Arial" w:cs="Arial"/>
+        </w:rPr>
+        <w:t xml:space="preserve">And for fold 2, 3, 4, 5, 6, we can observe a wide distribution and jumps of the median rewards, which indicates during these stages, the </w:t>
+      </w:r>
+      <w:proofErr w:type="spellStart"/>
+      <w:r>
+        <w:rPr>
+          <w:rFonts w:ascii="Arial" w:hAnsi="Arial" w:cs="Arial"/>
+        </w:rPr>
+        <w:t>Q_learning</w:t>
+      </w:r>
+      <w:proofErr w:type="spellEnd"/>
+      <w:r>
+        <w:rPr>
+          <w:rFonts w:ascii="Arial" w:hAnsi="Arial" w:cs="Arial"/>
+        </w:rPr>
+        <w:t xml:space="preserve"> process is taking effect and agent is slowly finding the best strategy of the game. </w:t>
+      </w:r>
+    </w:p>
+    <w:p>
+      <w:pPr>
+        <w:rPr>
+          <w:rFonts w:ascii="Arial" w:hAnsi="Arial" w:cs="Arial"/>
+        </w:rPr>
+      </w:pPr>
+      <w:r>
+        <w:rPr>
+          <w:rFonts w:ascii="Arial" w:hAnsi="Arial" w:cs="Arial"/>
+        </w:rPr>
+        <w:t>Start from 7</w:t>
+      </w:r>
+      <w:r>
+        <w:rPr>
+          <w:rFonts w:ascii="Arial" w:hAnsi="Arial" w:cs="Arial"/>
+          <w:vertAlign w:val="superscript"/>
+        </w:rPr>
+        <w:t>th</w:t>
+      </w:r>
+      <w:r>
+        <w:rPr>
+          <w:rFonts w:ascii="Arial" w:hAnsi="Arial" w:cs="Arial"/>
+        </w:rPr>
+        <w:t xml:space="preserve"> fold, we can find that the most majority of the episodes are getting high rewards, but still some outliners can be observed that receiving </w:t>
+      </w:r>
+      <w:r>
+        <w:rPr>
+          <w:rFonts w:ascii="Arial" w:hAnsi="Arial" w:cs="Arial"/>
+        </w:rPr>
+        <w:t xml:space="preserve">negative scores, meaning during these stages, the agent can now find the solution to the game stably. And </w:t>
+      </w:r>
+      <w:r>
+        <w:rPr>
+          <w:rFonts w:ascii="Arial" w:hAnsi="Arial" w:cs="Arial"/>
+        </w:rPr>
+        <w:t>occasionally</w:t>
+      </w:r>
+      <w:r>
+        <w:rPr>
+          <w:rFonts w:ascii="Arial" w:hAnsi="Arial" w:cs="Arial"/>
+        </w:rPr>
+        <w:t xml:space="preserve"> negative scores c</w:t>
+      </w:r>
+      <w:r>
+        <w:rPr>
+          <w:rFonts w:ascii="Arial" w:hAnsi="Arial" w:cs="Arial"/>
+        </w:rPr>
+        <w:t>ould</w:t>
+      </w:r>
+      <w:r>
+        <w:rPr>
+          <w:rFonts w:ascii="Arial" w:hAnsi="Arial" w:cs="Arial"/>
+        </w:rPr>
+        <w:t xml:space="preserve"> be caused </w:t>
+      </w:r>
+      <w:r>
+        <w:rPr>
+          <w:rFonts w:ascii="Arial" w:hAnsi="Arial" w:cs="Arial"/>
+        </w:rPr>
+        <w:t>by</w:t>
+      </w:r>
+      <w:r>
+        <w:rPr>
+          <w:rFonts w:ascii="Arial" w:hAnsi="Arial" w:cs="Arial"/>
+        </w:rPr>
+        <w:t xml:space="preserve"> </w:t>
+      </w:r>
+      <w:r>
+        <w:rPr>
+          <w:rFonts w:ascii="Arial" w:hAnsi="Arial" w:cs="Arial"/>
+        </w:rPr>
+        <w:t>random</w:t>
+      </w:r>
+      <w:r>
+        <w:rPr>
+          <w:rFonts w:ascii="Arial" w:hAnsi="Arial" w:cs="Arial"/>
+        </w:rPr>
+        <w:t>ness of the game</w:t>
+      </w:r>
+      <w:r>
+        <w:rPr>
+          <w:rFonts w:ascii="Arial" w:hAnsi="Arial" w:cs="Arial"/>
+        </w:rPr>
+        <w:t>.</w:t>
+      </w:r>
+    </w:p>
+    <w:p>
+      <w:pPr>
+        <w:rPr>
+          <w:rFonts w:ascii="Arial" w:hAnsi="Arial" w:cs="Arial"/>
+        </w:rPr>
+      </w:pPr>
+    </w:p>
+    <w:p>
+      <w:pPr>
+        <w:rPr>
+          <w:rFonts w:ascii="Arial" w:hAnsi="Arial" w:cs="Arial"/>
+        </w:rPr>
+      </w:pPr>
+      <w:r>
+        <w:rPr>
+          <w:rFonts w:ascii="Arial" w:hAnsi="Arial" w:cs="Arial"/>
+        </w:rPr>
+        <w:t>5x8 table</w:t>
+      </w:r>
+      <w:r>
+        <w:rPr>
+          <w:rFonts w:ascii="Arial" w:hAnsi="Arial" w:cs="Arial"/>
+        </w:rPr>
+        <w:t>:</w:t>
+      </w:r>
+    </w:p>
+    <w:tbl>
+      <w:tblPr>
+        <w:tblW w:w="8640" w:type="dxa"/>
+        <w:tblBorders>
+          <w:top w:val="single" w:sz="4" w:space="0" w:color="auto"/>
+          <w:left w:val="single" w:sz="4" w:space="0" w:color="auto"/>
+          <w:bottom w:val="single" w:sz="4" w:space="0" w:color="auto"/>
+          <w:right w:val="single" w:sz="4" w:space="0" w:color="auto"/>
+          <w:insideH w:val="single" w:sz="4" w:space="0" w:color="auto"/>
+          <w:insideV w:val="single" w:sz="4" w:space="0" w:color="auto"/>
+        </w:tblBorders>
+        <w:tblLook w:val="04A0" w:firstRow="1" w:lastRow="0" w:firstColumn="1" w:lastColumn="0" w:noHBand="0" w:noVBand="1"/>
+      </w:tblPr>
+      <w:tblGrid>
+        <w:gridCol w:w="960"/>
+        <w:gridCol w:w="960"/>
+        <w:gridCol w:w="960"/>
+        <w:gridCol w:w="960"/>
+        <w:gridCol w:w="960"/>
+        <w:gridCol w:w="960"/>
+        <w:gridCol w:w="960"/>
+        <w:gridCol w:w="960"/>
+        <w:gridCol w:w="960"/>
+      </w:tblGrid>
+      <w:tr>
+        <w:trPr>
+          <w:trHeight w:val="300"/>
+        </w:trPr>
+        <w:tc>
+          <w:tcPr>
+            <w:tcW w:w="960" w:type="dxa"/>
+            <w:noWrap/>
+            <w:vAlign w:val="bottom"/>
+            <w:hideMark/>
+          </w:tcPr>
+          <w:p>
+            <w:pPr>
+              <w:spacing w:after="0" w:line="240" w:lineRule="auto"/>
+              <w:rPr>
+                <w:rFonts w:ascii="Times New Roman" w:eastAsia="Times New Roman" w:hAnsi="Times New Roman" w:cs="Times New Roman"/>
+                <w:kern w:val="0"/>
+                <w14:ligatures w14:val="none"/>
+              </w:rPr>
+            </w:pPr>
+          </w:p>
+        </w:tc>
+        <w:tc>
+          <w:tcPr>
+            <w:tcW w:w="960" w:type="dxa"/>
+            <w:noWrap/>
+            <w:vAlign w:val="bottom"/>
+            <w:hideMark/>
+          </w:tcPr>
+          <w:p>
+            <w:pPr>
+              <w:spacing w:after="0" w:line="240" w:lineRule="auto"/>
+              <w:rPr>
+                <w:rFonts w:ascii="Aptos Narrow" w:eastAsia="Times New Roman" w:hAnsi="Aptos Narrow" w:cs="Times New Roman"/>
+                <w:color w:val="000000"/>
+                <w:kern w:val="0"/>
+                <w:sz w:val="22"/>
+                <w:szCs w:val="22"/>
+                <w14:ligatures w14:val="none"/>
+              </w:rPr>
+            </w:pPr>
+            <w:r>
+              <w:rPr>
+                <w:rFonts w:ascii="Aptos Narrow" w:eastAsia="Times New Roman" w:hAnsi="Aptos Narrow" w:cs="Times New Roman"/>
+                <w:color w:val="000000"/>
+                <w:kern w:val="0"/>
+                <w:sz w:val="22"/>
+                <w:szCs w:val="22"/>
+                <w14:ligatures w14:val="none"/>
+              </w:rPr>
+              <w:t>UP</w:t>
+            </w:r>
+          </w:p>
+        </w:tc>
+        <w:tc>
+          <w:tcPr>
+            <w:tcW w:w="960" w:type="dxa"/>
+            <w:noWrap/>
+            <w:vAlign w:val="bottom"/>
+            <w:hideMark/>
+          </w:tcPr>
+          <w:p>
+            <w:pPr>
+              <w:spacing w:after="0" w:line="240" w:lineRule="auto"/>
+              <w:rPr>
+                <w:rFonts w:ascii="Aptos Narrow" w:eastAsia="Times New Roman" w:hAnsi="Aptos Narrow" w:cs="Times New Roman"/>
+                <w:color w:val="000000"/>
+                <w:kern w:val="0"/>
+                <w:sz w:val="22"/>
+                <w:szCs w:val="22"/>
+                <w14:ligatures w14:val="none"/>
+              </w:rPr>
+            </w:pPr>
+            <w:r>
+              <w:rPr>
+                <w:rFonts w:ascii="Aptos Narrow" w:eastAsia="Times New Roman" w:hAnsi="Aptos Narrow" w:cs="Times New Roman"/>
+                <w:color w:val="000000"/>
+                <w:kern w:val="0"/>
+                <w:sz w:val="22"/>
+                <w:szCs w:val="22"/>
+                <w14:ligatures w14:val="none"/>
+              </w:rPr>
+              <w:t>DOWN</w:t>
+            </w:r>
+          </w:p>
+        </w:tc>
+        <w:tc>
+          <w:tcPr>
+            <w:tcW w:w="960" w:type="dxa"/>
+            <w:noWrap/>
+            <w:vAlign w:val="bottom"/>
+            <w:hideMark/>
+          </w:tcPr>
+          <w:p>
+            <w:pPr>
+              <w:spacing w:after="0" w:line="240" w:lineRule="auto"/>
+              <w:rPr>
+                <w:rFonts w:ascii="Aptos Narrow" w:eastAsia="Times New Roman" w:hAnsi="Aptos Narrow" w:cs="Times New Roman"/>
+                <w:color w:val="000000"/>
+                <w:kern w:val="0"/>
+                <w:sz w:val="22"/>
+                <w:szCs w:val="22"/>
+                <w14:ligatures w14:val="none"/>
+              </w:rPr>
+            </w:pPr>
+            <w:r>
+              <w:rPr>
+                <w:rFonts w:ascii="Aptos Narrow" w:eastAsia="Times New Roman" w:hAnsi="Aptos Narrow" w:cs="Times New Roman"/>
+                <w:color w:val="000000"/>
+                <w:kern w:val="0"/>
+                <w:sz w:val="22"/>
+                <w:szCs w:val="22"/>
+                <w14:ligatures w14:val="none"/>
+              </w:rPr>
+              <w:t>LEFT</w:t>
+            </w:r>
+          </w:p>
+        </w:tc>
+        <w:tc>
+          <w:tcPr>
+            <w:tcW w:w="960" w:type="dxa"/>
+            <w:noWrap/>
+            <w:vAlign w:val="bottom"/>
+            <w:hideMark/>
+          </w:tcPr>
+          <w:p>
+            <w:pPr>
+              <w:spacing w:after="0" w:line="240" w:lineRule="auto"/>
+              <w:rPr>
+                <w:rFonts w:ascii="Aptos Narrow" w:eastAsia="Times New Roman" w:hAnsi="Aptos Narrow" w:cs="Times New Roman"/>
+                <w:color w:val="000000"/>
+                <w:kern w:val="0"/>
+                <w:sz w:val="22"/>
+                <w:szCs w:val="22"/>
+                <w14:ligatures w14:val="none"/>
+              </w:rPr>
+            </w:pPr>
+            <w:r>
+              <w:rPr>
+                <w:rFonts w:ascii="Aptos Narrow" w:eastAsia="Times New Roman" w:hAnsi="Aptos Narrow" w:cs="Times New Roman"/>
+                <w:color w:val="000000"/>
+                <w:kern w:val="0"/>
+                <w:sz w:val="22"/>
+                <w:szCs w:val="22"/>
+                <w14:ligatures w14:val="none"/>
+              </w:rPr>
+              <w:t>RIGHT</w:t>
+            </w:r>
+          </w:p>
+        </w:tc>
+        <w:tc>
+          <w:tcPr>
+            <w:tcW w:w="960" w:type="dxa"/>
+            <w:noWrap/>
+            <w:vAlign w:val="bottom"/>
+            <w:hideMark/>
+          </w:tcPr>
+          <w:p>
+            <w:pPr>
+              <w:spacing w:after="0" w:line="240" w:lineRule="auto"/>
+              <w:rPr>
+                <w:rFonts w:ascii="Aptos Narrow" w:eastAsia="Times New Roman" w:hAnsi="Aptos Narrow" w:cs="Times New Roman"/>
+                <w:color w:val="000000"/>
+                <w:kern w:val="0"/>
+                <w:sz w:val="22"/>
+                <w:szCs w:val="22"/>
+                <w14:ligatures w14:val="none"/>
+              </w:rPr>
+            </w:pPr>
+            <w:r>
+              <w:rPr>
+                <w:rFonts w:ascii="Aptos Narrow" w:eastAsia="Times New Roman" w:hAnsi="Aptos Narrow" w:cs="Times New Roman"/>
+                <w:color w:val="000000"/>
+                <w:kern w:val="0"/>
+                <w:sz w:val="22"/>
+                <w:szCs w:val="22"/>
+                <w14:ligatures w14:val="none"/>
+              </w:rPr>
+              <w:t>FIGHT</w:t>
+            </w:r>
+          </w:p>
+        </w:tc>
+        <w:tc>
+          <w:tcPr>
+            <w:tcW w:w="960" w:type="dxa"/>
+            <w:noWrap/>
+            <w:vAlign w:val="bottom"/>
+            <w:hideMark/>
+          </w:tcPr>
+          <w:p>
+            <w:pPr>
+              <w:spacing w:after="0" w:line="240" w:lineRule="auto"/>
+              <w:rPr>
+                <w:rFonts w:ascii="Aptos Narrow" w:eastAsia="Times New Roman" w:hAnsi="Aptos Narrow" w:cs="Times New Roman"/>
+                <w:color w:val="000000"/>
+                <w:kern w:val="0"/>
+                <w:sz w:val="22"/>
+                <w:szCs w:val="22"/>
+                <w14:ligatures w14:val="none"/>
+              </w:rPr>
+            </w:pPr>
+            <w:r>
+              <w:rPr>
+                <w:rFonts w:ascii="Aptos Narrow" w:eastAsia="Times New Roman" w:hAnsi="Aptos Narrow" w:cs="Times New Roman"/>
+                <w:color w:val="000000"/>
+                <w:kern w:val="0"/>
+                <w:sz w:val="22"/>
+                <w:szCs w:val="22"/>
+                <w14:ligatures w14:val="none"/>
+              </w:rPr>
+              <w:t>HIDE</w:t>
+            </w:r>
+          </w:p>
+        </w:tc>
+        <w:tc>
+          <w:tcPr>
+            <w:tcW w:w="960" w:type="dxa"/>
+            <w:noWrap/>
+            <w:vAlign w:val="bottom"/>
+            <w:hideMark/>
+          </w:tcPr>
+          <w:p>
+            <w:pPr>
+              <w:spacing w:after="0" w:line="240" w:lineRule="auto"/>
+              <w:rPr>
+                <w:rFonts w:ascii="Aptos Narrow" w:eastAsia="Times New Roman" w:hAnsi="Aptos Narrow" w:cs="Times New Roman"/>
+                <w:color w:val="000000"/>
+                <w:kern w:val="0"/>
+                <w:sz w:val="22"/>
+                <w:szCs w:val="22"/>
+                <w14:ligatures w14:val="none"/>
+              </w:rPr>
+            </w:pPr>
+            <w:r>
+              <w:rPr>
+                <w:rFonts w:ascii="Aptos Narrow" w:eastAsia="Times New Roman" w:hAnsi="Aptos Narrow" w:cs="Times New Roman"/>
+                <w:color w:val="000000"/>
+                <w:kern w:val="0"/>
+                <w:sz w:val="22"/>
+                <w:szCs w:val="22"/>
+                <w14:ligatures w14:val="none"/>
+              </w:rPr>
+              <w:t>HEAL</w:t>
+            </w:r>
+          </w:p>
+        </w:tc>
+        <w:tc>
+          <w:tcPr>
+            <w:tcW w:w="960" w:type="dxa"/>
+            <w:noWrap/>
+            <w:vAlign w:val="bottom"/>
+            <w:hideMark/>
+          </w:tcPr>
+          <w:p>
+            <w:pPr>
+              <w:spacing w:after="0" w:line="240" w:lineRule="auto"/>
+              <w:rPr>
+                <w:rFonts w:ascii="Aptos Narrow" w:eastAsia="Times New Roman" w:hAnsi="Aptos Narrow" w:cs="Times New Roman"/>
+                <w:color w:val="000000"/>
+                <w:kern w:val="0"/>
+                <w:sz w:val="22"/>
+                <w:szCs w:val="22"/>
+                <w14:ligatures w14:val="none"/>
+              </w:rPr>
+            </w:pPr>
+            <w:r>
+              <w:rPr>
+                <w:rFonts w:ascii="Aptos Narrow" w:eastAsia="Times New Roman" w:hAnsi="Aptos Narrow" w:cs="Times New Roman"/>
+                <w:color w:val="000000"/>
+                <w:kern w:val="0"/>
+                <w:sz w:val="22"/>
+                <w:szCs w:val="22"/>
+                <w14:ligatures w14:val="none"/>
+              </w:rPr>
+              <w:t>WAIT</w:t>
+            </w:r>
+          </w:p>
+        </w:tc>
+      </w:tr>
+      <w:tr>
+        <w:trPr>
+          <w:trHeight w:val="300"/>
+        </w:trPr>
+        <w:tc>
+          <w:tcPr>
+            <w:tcW w:w="960" w:type="dxa"/>
+            <w:noWrap/>
+            <w:vAlign w:val="bottom"/>
+            <w:hideMark/>
+          </w:tcPr>
+          <w:p>
+            <w:pPr>
+              <w:spacing w:after="0" w:line="240" w:lineRule="auto"/>
+              <w:rPr>
+                <w:rFonts w:ascii="Aptos Narrow" w:eastAsia="Times New Roman" w:hAnsi="Aptos Narrow" w:cs="Times New Roman"/>
+                <w:color w:val="000000"/>
+                <w:kern w:val="0"/>
+                <w:sz w:val="22"/>
+                <w:szCs w:val="22"/>
+                <w14:ligatures w14:val="none"/>
+              </w:rPr>
+            </w:pPr>
+            <w:proofErr w:type="spellStart"/>
+            <w:r>
+              <w:rPr>
+                <w:rFonts w:ascii="Aptos Narrow" w:eastAsia="Times New Roman" w:hAnsi="Aptos Narrow" w:cs="Times New Roman"/>
+                <w:color w:val="000000"/>
+                <w:kern w:val="0"/>
+                <w:sz w:val="22"/>
+                <w:szCs w:val="22"/>
+                <w14:ligatures w14:val="none"/>
+              </w:rPr>
+              <w:t>at_heal</w:t>
+            </w:r>
+            <w:proofErr w:type="spellEnd"/>
+          </w:p>
+        </w:tc>
+        <w:tc>
+          <w:tcPr>
+            <w:tcW w:w="960" w:type="dxa"/>
+            <w:noWrap/>
+            <w:vAlign w:val="bottom"/>
+            <w:hideMark/>
+          </w:tcPr>
+          <w:p>
+            <w:pPr>
+              <w:spacing w:after="0" w:line="240" w:lineRule="auto"/>
+              <w:jc w:val="right"/>
+              <w:rPr>
+                <w:rFonts w:ascii="Aptos Narrow" w:eastAsia="Times New Roman" w:hAnsi="Aptos Narrow" w:cs="Times New Roman"/>
+                <w:color w:val="000000"/>
+                <w:kern w:val="0"/>
+                <w:sz w:val="22"/>
+                <w:szCs w:val="22"/>
+                <w14:ligatures w14:val="none"/>
+              </w:rPr>
+            </w:pPr>
+            <w:r>
+              <w:rPr>
+                <w:rFonts w:ascii="Aptos Narrow" w:eastAsia="Times New Roman" w:hAnsi="Aptos Narrow" w:cs="Times New Roman"/>
+                <w:color w:val="000000"/>
+                <w:kern w:val="0"/>
+                <w:sz w:val="22"/>
+                <w:szCs w:val="22"/>
+                <w14:ligatures w14:val="none"/>
+              </w:rPr>
+              <w:t>2397.54</w:t>
+            </w:r>
+          </w:p>
+        </w:tc>
+        <w:tc>
+          <w:tcPr>
+            <w:tcW w:w="960" w:type="dxa"/>
+            <w:noWrap/>
+            <w:vAlign w:val="bottom"/>
+            <w:hideMark/>
+          </w:tcPr>
+          <w:p>
+            <w:pPr>
+              <w:spacing w:after="0" w:line="240" w:lineRule="auto"/>
+              <w:jc w:val="right"/>
+              <w:rPr>
+                <w:rFonts w:ascii="Aptos Narrow" w:eastAsia="Times New Roman" w:hAnsi="Aptos Narrow" w:cs="Times New Roman"/>
+                <w:color w:val="000000"/>
+                <w:kern w:val="0"/>
+                <w:sz w:val="22"/>
+                <w:szCs w:val="22"/>
+                <w14:ligatures w14:val="none"/>
+              </w:rPr>
+            </w:pPr>
+            <w:r>
+              <w:rPr>
+                <w:rFonts w:ascii="Aptos Narrow" w:eastAsia="Times New Roman" w:hAnsi="Aptos Narrow" w:cs="Times New Roman"/>
+                <w:color w:val="000000"/>
+                <w:kern w:val="0"/>
+                <w:sz w:val="22"/>
+                <w:szCs w:val="22"/>
+                <w14:ligatures w14:val="none"/>
+              </w:rPr>
+              <w:t>3870.22</w:t>
+            </w:r>
+          </w:p>
+        </w:tc>
+        <w:tc>
+          <w:tcPr>
+            <w:tcW w:w="960" w:type="dxa"/>
+            <w:noWrap/>
+            <w:vAlign w:val="bottom"/>
+            <w:hideMark/>
+          </w:tcPr>
+          <w:p>
+            <w:pPr>
+              <w:spacing w:after="0" w:line="240" w:lineRule="auto"/>
+              <w:jc w:val="right"/>
+              <w:rPr>
+                <w:rFonts w:ascii="Aptos Narrow" w:eastAsia="Times New Roman" w:hAnsi="Aptos Narrow" w:cs="Times New Roman"/>
+                <w:color w:val="000000"/>
+                <w:kern w:val="0"/>
+                <w:sz w:val="22"/>
+                <w:szCs w:val="22"/>
+                <w14:ligatures w14:val="none"/>
+              </w:rPr>
+            </w:pPr>
+            <w:r>
+              <w:rPr>
+                <w:rFonts w:ascii="Aptos Narrow" w:eastAsia="Times New Roman" w:hAnsi="Aptos Narrow" w:cs="Times New Roman"/>
+                <w:color w:val="000000"/>
+                <w:kern w:val="0"/>
+                <w:sz w:val="22"/>
+                <w:szCs w:val="22"/>
+                <w14:ligatures w14:val="none"/>
+              </w:rPr>
+              <w:t>2699.71</w:t>
+            </w:r>
+          </w:p>
+        </w:tc>
+        <w:tc>
+          <w:tcPr>
+            <w:tcW w:w="960" w:type="dxa"/>
+            <w:noWrap/>
+            <w:vAlign w:val="bottom"/>
+            <w:hideMark/>
+          </w:tcPr>
+          <w:p>
+            <w:pPr>
+              <w:spacing w:after="0" w:line="240" w:lineRule="auto"/>
+              <w:jc w:val="right"/>
+              <w:rPr>
+                <w:rFonts w:ascii="Aptos Narrow" w:eastAsia="Times New Roman" w:hAnsi="Aptos Narrow" w:cs="Times New Roman"/>
+                <w:color w:val="000000"/>
+                <w:kern w:val="0"/>
+                <w:sz w:val="22"/>
+                <w:szCs w:val="22"/>
+                <w14:ligatures w14:val="none"/>
+              </w:rPr>
+            </w:pPr>
+            <w:r>
+              <w:rPr>
+                <w:rFonts w:ascii="Aptos Narrow" w:eastAsia="Times New Roman" w:hAnsi="Aptos Narrow" w:cs="Times New Roman"/>
+                <w:color w:val="000000"/>
+                <w:kern w:val="0"/>
+                <w:sz w:val="22"/>
+                <w:szCs w:val="22"/>
+                <w14:ligatures w14:val="none"/>
+              </w:rPr>
+              <w:t>3856.44</w:t>
+            </w:r>
+          </w:p>
+        </w:tc>
+        <w:tc>
+          <w:tcPr>
+            <w:tcW w:w="960" w:type="dxa"/>
+            <w:noWrap/>
+            <w:vAlign w:val="bottom"/>
+            <w:hideMark/>
+          </w:tcPr>
+          <w:p>
+            <w:pPr>
+              <w:spacing w:after="0" w:line="240" w:lineRule="auto"/>
+              <w:jc w:val="right"/>
+              <w:rPr>
+                <w:rFonts w:ascii="Aptos Narrow" w:eastAsia="Times New Roman" w:hAnsi="Aptos Narrow" w:cs="Times New Roman"/>
+                <w:color w:val="000000"/>
+                <w:kern w:val="0"/>
+                <w:sz w:val="22"/>
+                <w:szCs w:val="22"/>
+                <w14:ligatures w14:val="none"/>
+              </w:rPr>
+            </w:pPr>
+            <w:r>
+              <w:rPr>
+                <w:rFonts w:ascii="Aptos Narrow" w:eastAsia="Times New Roman" w:hAnsi="Aptos Narrow" w:cs="Times New Roman"/>
+                <w:color w:val="000000"/>
+                <w:kern w:val="0"/>
+                <w:sz w:val="22"/>
+                <w:szCs w:val="22"/>
+                <w14:ligatures w14:val="none"/>
+              </w:rPr>
+              <w:t>3295.8</w:t>
+            </w:r>
+          </w:p>
+        </w:tc>
+        <w:tc>
+          <w:tcPr>
+            <w:tcW w:w="960" w:type="dxa"/>
+            <w:noWrap/>
+            <w:vAlign w:val="bottom"/>
+            <w:hideMark/>
+          </w:tcPr>
+          <w:p>
+            <w:pPr>
+              <w:spacing w:after="0" w:line="240" w:lineRule="auto"/>
+              <w:jc w:val="right"/>
+              <w:rPr>
+                <w:rFonts w:ascii="Aptos Narrow" w:eastAsia="Times New Roman" w:hAnsi="Aptos Narrow" w:cs="Times New Roman"/>
+                <w:color w:val="000000"/>
+                <w:kern w:val="0"/>
+                <w:sz w:val="22"/>
+                <w:szCs w:val="22"/>
+                <w14:ligatures w14:val="none"/>
+              </w:rPr>
+            </w:pPr>
+            <w:r>
+              <w:rPr>
+                <w:rFonts w:ascii="Aptos Narrow" w:eastAsia="Times New Roman" w:hAnsi="Aptos Narrow" w:cs="Times New Roman"/>
+                <w:color w:val="000000"/>
+                <w:kern w:val="0"/>
+                <w:sz w:val="22"/>
+                <w:szCs w:val="22"/>
+                <w14:ligatures w14:val="none"/>
+              </w:rPr>
+              <w:t>3282.51</w:t>
+            </w:r>
+          </w:p>
+        </w:tc>
+        <w:tc>
+          <w:tcPr>
+            <w:tcW w:w="960" w:type="dxa"/>
+            <w:noWrap/>
+            <w:vAlign w:val="bottom"/>
+            <w:hideMark/>
+          </w:tcPr>
+          <w:p>
+            <w:pPr>
+              <w:spacing w:after="0" w:line="240" w:lineRule="auto"/>
+              <w:jc w:val="right"/>
+              <w:rPr>
+                <w:rFonts w:ascii="Aptos Narrow" w:eastAsia="Times New Roman" w:hAnsi="Aptos Narrow" w:cs="Times New Roman"/>
+                <w:color w:val="000000"/>
+                <w:kern w:val="0"/>
+                <w:sz w:val="22"/>
+                <w:szCs w:val="22"/>
+                <w14:ligatures w14:val="none"/>
+              </w:rPr>
+            </w:pPr>
+            <w:r>
+              <w:rPr>
+                <w:rFonts w:ascii="Aptos Narrow" w:eastAsia="Times New Roman" w:hAnsi="Aptos Narrow" w:cs="Times New Roman"/>
+                <w:color w:val="000000"/>
+                <w:kern w:val="0"/>
+                <w:sz w:val="22"/>
+                <w:szCs w:val="22"/>
+                <w14:ligatures w14:val="none"/>
+              </w:rPr>
+              <w:t>3389.13</w:t>
+            </w:r>
+          </w:p>
+        </w:tc>
+        <w:tc>
+          <w:tcPr>
+            <w:tcW w:w="960" w:type="dxa"/>
+            <w:noWrap/>
+            <w:vAlign w:val="bottom"/>
+            <w:hideMark/>
+          </w:tcPr>
+          <w:p>
+            <w:pPr>
+              <w:spacing w:after="0" w:line="240" w:lineRule="auto"/>
+              <w:jc w:val="right"/>
+              <w:rPr>
+                <w:rFonts w:ascii="Aptos Narrow" w:eastAsia="Times New Roman" w:hAnsi="Aptos Narrow" w:cs="Times New Roman"/>
+                <w:color w:val="000000"/>
+                <w:kern w:val="0"/>
+                <w:sz w:val="22"/>
+                <w:szCs w:val="22"/>
+                <w14:ligatures w14:val="none"/>
+              </w:rPr>
+            </w:pPr>
+            <w:r>
+              <w:rPr>
+                <w:rFonts w:ascii="Aptos Narrow" w:eastAsia="Times New Roman" w:hAnsi="Aptos Narrow" w:cs="Times New Roman"/>
+                <w:color w:val="000000"/>
+                <w:kern w:val="0"/>
+                <w:sz w:val="22"/>
+                <w:szCs w:val="22"/>
+                <w14:ligatures w14:val="none"/>
+              </w:rPr>
+              <w:t>3260.11</w:t>
+            </w:r>
+          </w:p>
+        </w:tc>
+      </w:tr>
+      <w:tr>
+        <w:trPr>
+          <w:trHeight w:val="300"/>
+        </w:trPr>
+        <w:tc>
+          <w:tcPr>
+            <w:tcW w:w="960" w:type="dxa"/>
+            <w:noWrap/>
+            <w:vAlign w:val="bottom"/>
+            <w:hideMark/>
+          </w:tcPr>
+          <w:p>
+            <w:pPr>
+              <w:spacing w:after="0" w:line="240" w:lineRule="auto"/>
+              <w:rPr>
+                <w:rFonts w:ascii="Aptos Narrow" w:eastAsia="Times New Roman" w:hAnsi="Aptos Narrow" w:cs="Times New Roman"/>
+                <w:color w:val="000000"/>
+                <w:kern w:val="0"/>
+                <w:sz w:val="22"/>
+                <w:szCs w:val="22"/>
+                <w14:ligatures w14:val="none"/>
+              </w:rPr>
+            </w:pPr>
+            <w:r>
+              <w:rPr>
+                <w:rFonts w:ascii="Aptos Narrow" w:eastAsia="Times New Roman" w:hAnsi="Aptos Narrow" w:cs="Times New Roman"/>
+                <w:color w:val="000000"/>
+                <w:kern w:val="0"/>
+                <w:sz w:val="22"/>
+                <w:szCs w:val="22"/>
+                <w14:ligatures w14:val="none"/>
+              </w:rPr>
+              <w:t>G1</w:t>
+            </w:r>
+          </w:p>
+        </w:tc>
+        <w:tc>
+          <w:tcPr>
+            <w:tcW w:w="960" w:type="dxa"/>
+            <w:noWrap/>
+            <w:vAlign w:val="bottom"/>
+            <w:hideMark/>
+          </w:tcPr>
+          <w:p>
+            <w:pPr>
+              <w:spacing w:after="0" w:line="240" w:lineRule="auto"/>
+              <w:jc w:val="right"/>
+              <w:rPr>
+                <w:rFonts w:ascii="Aptos Narrow" w:eastAsia="Times New Roman" w:hAnsi="Aptos Narrow" w:cs="Times New Roman"/>
+                <w:color w:val="000000"/>
+                <w:kern w:val="0"/>
+                <w:sz w:val="22"/>
+                <w:szCs w:val="22"/>
+                <w14:ligatures w14:val="none"/>
+              </w:rPr>
+            </w:pPr>
+            <w:r>
+              <w:rPr>
+                <w:rFonts w:ascii="Aptos Narrow" w:eastAsia="Times New Roman" w:hAnsi="Aptos Narrow" w:cs="Times New Roman"/>
+                <w:color w:val="000000"/>
+                <w:kern w:val="0"/>
+                <w:sz w:val="22"/>
+                <w:szCs w:val="22"/>
+                <w14:ligatures w14:val="none"/>
+              </w:rPr>
+              <w:t>2006.34</w:t>
+            </w:r>
+          </w:p>
+        </w:tc>
+        <w:tc>
+          <w:tcPr>
+            <w:tcW w:w="960" w:type="dxa"/>
+            <w:noWrap/>
+            <w:vAlign w:val="bottom"/>
+            <w:hideMark/>
+          </w:tcPr>
+          <w:p>
+            <w:pPr>
+              <w:spacing w:after="0" w:line="240" w:lineRule="auto"/>
+              <w:jc w:val="right"/>
+              <w:rPr>
+                <w:rFonts w:ascii="Aptos Narrow" w:eastAsia="Times New Roman" w:hAnsi="Aptos Narrow" w:cs="Times New Roman"/>
+                <w:color w:val="000000"/>
+                <w:kern w:val="0"/>
+                <w:sz w:val="22"/>
+                <w:szCs w:val="22"/>
+                <w14:ligatures w14:val="none"/>
+              </w:rPr>
+            </w:pPr>
+            <w:r>
+              <w:rPr>
+                <w:rFonts w:ascii="Aptos Narrow" w:eastAsia="Times New Roman" w:hAnsi="Aptos Narrow" w:cs="Times New Roman"/>
+                <w:color w:val="000000"/>
+                <w:kern w:val="0"/>
+                <w:sz w:val="22"/>
+                <w:szCs w:val="22"/>
+                <w14:ligatures w14:val="none"/>
+              </w:rPr>
+              <w:t>2003.94</w:t>
+            </w:r>
+          </w:p>
+        </w:tc>
+        <w:tc>
+          <w:tcPr>
+            <w:tcW w:w="960" w:type="dxa"/>
+            <w:noWrap/>
+            <w:vAlign w:val="bottom"/>
+            <w:hideMark/>
+          </w:tcPr>
+          <w:p>
+            <w:pPr>
+              <w:spacing w:after="0" w:line="240" w:lineRule="auto"/>
+              <w:jc w:val="right"/>
+              <w:rPr>
+                <w:rFonts w:ascii="Aptos Narrow" w:eastAsia="Times New Roman" w:hAnsi="Aptos Narrow" w:cs="Times New Roman"/>
+                <w:color w:val="000000"/>
+                <w:kern w:val="0"/>
+                <w:sz w:val="22"/>
+                <w:szCs w:val="22"/>
+                <w14:ligatures w14:val="none"/>
+              </w:rPr>
+            </w:pPr>
+            <w:r>
+              <w:rPr>
+                <w:rFonts w:ascii="Aptos Narrow" w:eastAsia="Times New Roman" w:hAnsi="Aptos Narrow" w:cs="Times New Roman"/>
+                <w:color w:val="000000"/>
+                <w:kern w:val="0"/>
+                <w:sz w:val="22"/>
+                <w:szCs w:val="22"/>
+                <w14:ligatures w14:val="none"/>
+              </w:rPr>
+              <w:t>2009.01</w:t>
+            </w:r>
+          </w:p>
+        </w:tc>
+        <w:tc>
+          <w:tcPr>
+            <w:tcW w:w="960" w:type="dxa"/>
+            <w:noWrap/>
+            <w:vAlign w:val="bottom"/>
+            <w:hideMark/>
+          </w:tcPr>
+          <w:p>
+            <w:pPr>
+              <w:spacing w:after="0" w:line="240" w:lineRule="auto"/>
+              <w:jc w:val="right"/>
+              <w:rPr>
+                <w:rFonts w:ascii="Aptos Narrow" w:eastAsia="Times New Roman" w:hAnsi="Aptos Narrow" w:cs="Times New Roman"/>
+                <w:color w:val="000000"/>
+                <w:kern w:val="0"/>
+                <w:sz w:val="22"/>
+                <w:szCs w:val="22"/>
+                <w14:ligatures w14:val="none"/>
+              </w:rPr>
+            </w:pPr>
+            <w:r>
+              <w:rPr>
+                <w:rFonts w:ascii="Aptos Narrow" w:eastAsia="Times New Roman" w:hAnsi="Aptos Narrow" w:cs="Times New Roman"/>
+                <w:color w:val="000000"/>
+                <w:kern w:val="0"/>
+                <w:sz w:val="22"/>
+                <w:szCs w:val="22"/>
+                <w14:ligatures w14:val="none"/>
+              </w:rPr>
+              <w:t>2000.7</w:t>
+            </w:r>
+          </w:p>
+        </w:tc>
+        <w:tc>
+          <w:tcPr>
+            <w:tcW w:w="960" w:type="dxa"/>
+            <w:noWrap/>
+            <w:vAlign w:val="bottom"/>
+            <w:hideMark/>
+          </w:tcPr>
+          <w:p>
+            <w:pPr>
+              <w:spacing w:after="0" w:line="240" w:lineRule="auto"/>
+              <w:jc w:val="right"/>
+              <w:rPr>
+                <w:rFonts w:ascii="Aptos Narrow" w:eastAsia="Times New Roman" w:hAnsi="Aptos Narrow" w:cs="Times New Roman"/>
+                <w:color w:val="000000"/>
+                <w:kern w:val="0"/>
+                <w:sz w:val="22"/>
+                <w:szCs w:val="22"/>
+                <w14:ligatures w14:val="none"/>
+              </w:rPr>
+            </w:pPr>
+            <w:r>
+              <w:rPr>
+                <w:rFonts w:ascii="Aptos Narrow" w:eastAsia="Times New Roman" w:hAnsi="Aptos Narrow" w:cs="Times New Roman"/>
+                <w:color w:val="000000"/>
+                <w:kern w:val="0"/>
+                <w:sz w:val="22"/>
+                <w:szCs w:val="22"/>
+                <w14:ligatures w14:val="none"/>
+              </w:rPr>
+              <w:t>1359.49</w:t>
+            </w:r>
+          </w:p>
+        </w:tc>
+        <w:tc>
+          <w:tcPr>
+            <w:tcW w:w="960" w:type="dxa"/>
+            <w:noWrap/>
+            <w:vAlign w:val="bottom"/>
+            <w:hideMark/>
+          </w:tcPr>
+          <w:p>
+            <w:pPr>
+              <w:spacing w:after="0" w:line="240" w:lineRule="auto"/>
+              <w:jc w:val="right"/>
+              <w:rPr>
+                <w:rFonts w:ascii="Aptos Narrow" w:eastAsia="Times New Roman" w:hAnsi="Aptos Narrow" w:cs="Times New Roman"/>
+                <w:color w:val="000000"/>
+                <w:kern w:val="0"/>
+                <w:sz w:val="22"/>
+                <w:szCs w:val="22"/>
+                <w14:ligatures w14:val="none"/>
+              </w:rPr>
+            </w:pPr>
+            <w:r>
+              <w:rPr>
+                <w:rFonts w:ascii="Aptos Narrow" w:eastAsia="Times New Roman" w:hAnsi="Aptos Narrow" w:cs="Times New Roman"/>
+                <w:color w:val="000000"/>
+                <w:kern w:val="0"/>
+                <w:sz w:val="22"/>
+                <w:szCs w:val="22"/>
+                <w14:ligatures w14:val="none"/>
+              </w:rPr>
+              <w:t>2640.92</w:t>
+            </w:r>
+          </w:p>
+        </w:tc>
+        <w:tc>
+          <w:tcPr>
+            <w:tcW w:w="960" w:type="dxa"/>
+            <w:noWrap/>
+            <w:vAlign w:val="bottom"/>
+            <w:hideMark/>
+          </w:tcPr>
+          <w:p>
+            <w:pPr>
+              <w:spacing w:after="0" w:line="240" w:lineRule="auto"/>
+              <w:jc w:val="right"/>
+              <w:rPr>
+                <w:rFonts w:ascii="Aptos Narrow" w:eastAsia="Times New Roman" w:hAnsi="Aptos Narrow" w:cs="Times New Roman"/>
+                <w:color w:val="000000"/>
+                <w:kern w:val="0"/>
+                <w:sz w:val="22"/>
+                <w:szCs w:val="22"/>
+                <w14:ligatures w14:val="none"/>
+              </w:rPr>
+            </w:pPr>
+            <w:r>
+              <w:rPr>
+                <w:rFonts w:ascii="Aptos Narrow" w:eastAsia="Times New Roman" w:hAnsi="Aptos Narrow" w:cs="Times New Roman"/>
+                <w:color w:val="000000"/>
+                <w:kern w:val="0"/>
+                <w:sz w:val="22"/>
+                <w:szCs w:val="22"/>
+                <w14:ligatures w14:val="none"/>
+              </w:rPr>
+              <w:t>1996.68</w:t>
+            </w:r>
+          </w:p>
+        </w:tc>
+        <w:tc>
+          <w:tcPr>
+            <w:tcW w:w="960" w:type="dxa"/>
+            <w:noWrap/>
+            <w:vAlign w:val="bottom"/>
+            <w:hideMark/>
+          </w:tcPr>
+          <w:p>
+            <w:pPr>
+              <w:spacing w:after="0" w:line="240" w:lineRule="auto"/>
+              <w:jc w:val="right"/>
+              <w:rPr>
+                <w:rFonts w:ascii="Aptos Narrow" w:eastAsia="Times New Roman" w:hAnsi="Aptos Narrow" w:cs="Times New Roman"/>
+                <w:color w:val="000000"/>
+                <w:kern w:val="0"/>
+                <w:sz w:val="22"/>
+                <w:szCs w:val="22"/>
+                <w14:ligatures w14:val="none"/>
+              </w:rPr>
+            </w:pPr>
+            <w:r>
+              <w:rPr>
+                <w:rFonts w:ascii="Aptos Narrow" w:eastAsia="Times New Roman" w:hAnsi="Aptos Narrow" w:cs="Times New Roman"/>
+                <w:color w:val="000000"/>
+                <w:kern w:val="0"/>
+                <w:sz w:val="22"/>
+                <w:szCs w:val="22"/>
+                <w14:ligatures w14:val="none"/>
+              </w:rPr>
+              <w:t>2004.63</w:t>
+            </w:r>
+          </w:p>
+        </w:tc>
+      </w:tr>
+      <w:tr>
+        <w:trPr>
+          <w:trHeight w:val="300"/>
+        </w:trPr>
+        <w:tc>
+          <w:tcPr>
+            <w:tcW w:w="960" w:type="dxa"/>
+            <w:noWrap/>
+            <w:vAlign w:val="bottom"/>
+            <w:hideMark/>
+          </w:tcPr>
+          <w:p>
+            <w:pPr>
+              <w:spacing w:after="0" w:line="240" w:lineRule="auto"/>
+              <w:rPr>
+                <w:rFonts w:ascii="Aptos Narrow" w:eastAsia="Times New Roman" w:hAnsi="Aptos Narrow" w:cs="Times New Roman"/>
+                <w:color w:val="000000"/>
+                <w:kern w:val="0"/>
+                <w:sz w:val="22"/>
+                <w:szCs w:val="22"/>
+                <w14:ligatures w14:val="none"/>
+              </w:rPr>
+            </w:pPr>
+            <w:r>
+              <w:rPr>
+                <w:rFonts w:ascii="Aptos Narrow" w:eastAsia="Times New Roman" w:hAnsi="Aptos Narrow" w:cs="Times New Roman"/>
+                <w:color w:val="000000"/>
+                <w:kern w:val="0"/>
+                <w:sz w:val="22"/>
+                <w:szCs w:val="22"/>
+                <w14:ligatures w14:val="none"/>
+              </w:rPr>
+              <w:t>G2</w:t>
+            </w:r>
+          </w:p>
+        </w:tc>
+        <w:tc>
+          <w:tcPr>
+            <w:tcW w:w="960" w:type="dxa"/>
+            <w:noWrap/>
+            <w:vAlign w:val="bottom"/>
+            <w:hideMark/>
+          </w:tcPr>
+          <w:p>
+            <w:pPr>
+              <w:spacing w:after="0" w:line="240" w:lineRule="auto"/>
+              <w:jc w:val="right"/>
+              <w:rPr>
+                <w:rFonts w:ascii="Aptos Narrow" w:eastAsia="Times New Roman" w:hAnsi="Aptos Narrow" w:cs="Times New Roman"/>
+                <w:color w:val="000000"/>
+                <w:kern w:val="0"/>
+                <w:sz w:val="22"/>
+                <w:szCs w:val="22"/>
+                <w14:ligatures w14:val="none"/>
+              </w:rPr>
+            </w:pPr>
+            <w:r>
+              <w:rPr>
+                <w:rFonts w:ascii="Aptos Narrow" w:eastAsia="Times New Roman" w:hAnsi="Aptos Narrow" w:cs="Times New Roman"/>
+                <w:color w:val="000000"/>
+                <w:kern w:val="0"/>
+                <w:sz w:val="22"/>
+                <w:szCs w:val="22"/>
+                <w14:ligatures w14:val="none"/>
+              </w:rPr>
+              <w:t>1712.88</w:t>
+            </w:r>
+          </w:p>
+        </w:tc>
+        <w:tc>
+          <w:tcPr>
+            <w:tcW w:w="960" w:type="dxa"/>
+            <w:noWrap/>
+            <w:vAlign w:val="bottom"/>
+            <w:hideMark/>
+          </w:tcPr>
+          <w:p>
+            <w:pPr>
+              <w:spacing w:after="0" w:line="240" w:lineRule="auto"/>
+              <w:jc w:val="right"/>
+              <w:rPr>
+                <w:rFonts w:ascii="Aptos Narrow" w:eastAsia="Times New Roman" w:hAnsi="Aptos Narrow" w:cs="Times New Roman"/>
+                <w:color w:val="000000"/>
+                <w:kern w:val="0"/>
+                <w:sz w:val="22"/>
+                <w:szCs w:val="22"/>
+                <w14:ligatures w14:val="none"/>
+              </w:rPr>
+            </w:pPr>
+            <w:r>
+              <w:rPr>
+                <w:rFonts w:ascii="Aptos Narrow" w:eastAsia="Times New Roman" w:hAnsi="Aptos Narrow" w:cs="Times New Roman"/>
+                <w:color w:val="000000"/>
+                <w:kern w:val="0"/>
+                <w:sz w:val="22"/>
+                <w:szCs w:val="22"/>
+                <w14:ligatures w14:val="none"/>
+              </w:rPr>
+              <w:t>1705.9</w:t>
+            </w:r>
+          </w:p>
+        </w:tc>
+        <w:tc>
+          <w:tcPr>
+            <w:tcW w:w="960" w:type="dxa"/>
+            <w:noWrap/>
+            <w:vAlign w:val="bottom"/>
+            <w:hideMark/>
+          </w:tcPr>
+          <w:p>
+            <w:pPr>
+              <w:spacing w:after="0" w:line="240" w:lineRule="auto"/>
+              <w:jc w:val="right"/>
+              <w:rPr>
+                <w:rFonts w:ascii="Aptos Narrow" w:eastAsia="Times New Roman" w:hAnsi="Aptos Narrow" w:cs="Times New Roman"/>
+                <w:color w:val="000000"/>
+                <w:kern w:val="0"/>
+                <w:sz w:val="22"/>
+                <w:szCs w:val="22"/>
+                <w14:ligatures w14:val="none"/>
+              </w:rPr>
+            </w:pPr>
+            <w:r>
+              <w:rPr>
+                <w:rFonts w:ascii="Aptos Narrow" w:eastAsia="Times New Roman" w:hAnsi="Aptos Narrow" w:cs="Times New Roman"/>
+                <w:color w:val="000000"/>
+                <w:kern w:val="0"/>
+                <w:sz w:val="22"/>
+                <w:szCs w:val="22"/>
+                <w14:ligatures w14:val="none"/>
+              </w:rPr>
+              <w:t>1704.41</w:t>
+            </w:r>
+          </w:p>
+        </w:tc>
+        <w:tc>
+          <w:tcPr>
+            <w:tcW w:w="960" w:type="dxa"/>
+            <w:noWrap/>
+            <w:vAlign w:val="bottom"/>
+            <w:hideMark/>
+          </w:tcPr>
+          <w:p>
+            <w:pPr>
+              <w:spacing w:after="0" w:line="240" w:lineRule="auto"/>
+              <w:jc w:val="right"/>
+              <w:rPr>
+                <w:rFonts w:ascii="Aptos Narrow" w:eastAsia="Times New Roman" w:hAnsi="Aptos Narrow" w:cs="Times New Roman"/>
+                <w:color w:val="000000"/>
+                <w:kern w:val="0"/>
+                <w:sz w:val="22"/>
+                <w:szCs w:val="22"/>
+                <w14:ligatures w14:val="none"/>
+              </w:rPr>
+            </w:pPr>
+            <w:r>
+              <w:rPr>
+                <w:rFonts w:ascii="Aptos Narrow" w:eastAsia="Times New Roman" w:hAnsi="Aptos Narrow" w:cs="Times New Roman"/>
+                <w:color w:val="000000"/>
+                <w:kern w:val="0"/>
+                <w:sz w:val="22"/>
+                <w:szCs w:val="22"/>
+                <w14:ligatures w14:val="none"/>
+              </w:rPr>
+              <w:t>1698.15</w:t>
+            </w:r>
+          </w:p>
+        </w:tc>
+        <w:tc>
+          <w:tcPr>
+            <w:tcW w:w="960" w:type="dxa"/>
+            <w:noWrap/>
+            <w:vAlign w:val="bottom"/>
+            <w:hideMark/>
+          </w:tcPr>
+          <w:p>
+            <w:pPr>
+              <w:spacing w:after="0" w:line="240" w:lineRule="auto"/>
+              <w:jc w:val="right"/>
+              <w:rPr>
+                <w:rFonts w:ascii="Aptos Narrow" w:eastAsia="Times New Roman" w:hAnsi="Aptos Narrow" w:cs="Times New Roman"/>
+                <w:color w:val="000000"/>
+                <w:kern w:val="0"/>
+                <w:sz w:val="22"/>
+                <w:szCs w:val="22"/>
+                <w14:ligatures w14:val="none"/>
+              </w:rPr>
+            </w:pPr>
+            <w:r>
+              <w:rPr>
+                <w:rFonts w:ascii="Aptos Narrow" w:eastAsia="Times New Roman" w:hAnsi="Aptos Narrow" w:cs="Times New Roman"/>
+                <w:color w:val="000000"/>
+                <w:kern w:val="0"/>
+                <w:sz w:val="22"/>
+                <w:szCs w:val="22"/>
+                <w14:ligatures w14:val="none"/>
+              </w:rPr>
+              <w:t>1606.09</w:t>
+            </w:r>
+          </w:p>
+        </w:tc>
+        <w:tc>
+          <w:tcPr>
+            <w:tcW w:w="960" w:type="dxa"/>
+            <w:noWrap/>
+            <w:vAlign w:val="bottom"/>
+            <w:hideMark/>
+          </w:tcPr>
+          <w:p>
+            <w:pPr>
+              <w:spacing w:after="0" w:line="240" w:lineRule="auto"/>
+              <w:jc w:val="right"/>
+              <w:rPr>
+                <w:rFonts w:ascii="Aptos Narrow" w:eastAsia="Times New Roman" w:hAnsi="Aptos Narrow" w:cs="Times New Roman"/>
+                <w:color w:val="000000"/>
+                <w:kern w:val="0"/>
+                <w:sz w:val="22"/>
+                <w:szCs w:val="22"/>
+                <w14:ligatures w14:val="none"/>
+              </w:rPr>
+            </w:pPr>
+            <w:r>
+              <w:rPr>
+                <w:rFonts w:ascii="Aptos Narrow" w:eastAsia="Times New Roman" w:hAnsi="Aptos Narrow" w:cs="Times New Roman"/>
+                <w:color w:val="000000"/>
+                <w:kern w:val="0"/>
+                <w:sz w:val="22"/>
+                <w:szCs w:val="22"/>
+                <w14:ligatures w14:val="none"/>
+              </w:rPr>
+              <w:t>2097.25</w:t>
+            </w:r>
+          </w:p>
+        </w:tc>
+        <w:tc>
+          <w:tcPr>
+            <w:tcW w:w="960" w:type="dxa"/>
+            <w:noWrap/>
+            <w:vAlign w:val="bottom"/>
+            <w:hideMark/>
+          </w:tcPr>
+          <w:p>
+            <w:pPr>
+              <w:spacing w:after="0" w:line="240" w:lineRule="auto"/>
+              <w:jc w:val="right"/>
+              <w:rPr>
+                <w:rFonts w:ascii="Aptos Narrow" w:eastAsia="Times New Roman" w:hAnsi="Aptos Narrow" w:cs="Times New Roman"/>
+                <w:color w:val="000000"/>
+                <w:kern w:val="0"/>
+                <w:sz w:val="22"/>
+                <w:szCs w:val="22"/>
+                <w14:ligatures w14:val="none"/>
+              </w:rPr>
+            </w:pPr>
+            <w:r>
+              <w:rPr>
+                <w:rFonts w:ascii="Aptos Narrow" w:eastAsia="Times New Roman" w:hAnsi="Aptos Narrow" w:cs="Times New Roman"/>
+                <w:color w:val="000000"/>
+                <w:kern w:val="0"/>
+                <w:sz w:val="22"/>
+                <w:szCs w:val="22"/>
+                <w14:ligatures w14:val="none"/>
+              </w:rPr>
+              <w:t>1702.28</w:t>
+            </w:r>
+          </w:p>
+        </w:tc>
+        <w:tc>
+          <w:tcPr>
+            <w:tcW w:w="960" w:type="dxa"/>
+            <w:noWrap/>
+            <w:vAlign w:val="bottom"/>
+            <w:hideMark/>
+          </w:tcPr>
+          <w:p>
+            <w:pPr>
+              <w:spacing w:after="0" w:line="240" w:lineRule="auto"/>
+              <w:jc w:val="right"/>
+              <w:rPr>
+                <w:rFonts w:ascii="Aptos Narrow" w:eastAsia="Times New Roman" w:hAnsi="Aptos Narrow" w:cs="Times New Roman"/>
+                <w:color w:val="000000"/>
+                <w:kern w:val="0"/>
+                <w:sz w:val="22"/>
+                <w:szCs w:val="22"/>
+                <w14:ligatures w14:val="none"/>
+              </w:rPr>
+            </w:pPr>
+            <w:r>
+              <w:rPr>
+                <w:rFonts w:ascii="Aptos Narrow" w:eastAsia="Times New Roman" w:hAnsi="Aptos Narrow" w:cs="Times New Roman"/>
+                <w:color w:val="000000"/>
+                <w:kern w:val="0"/>
+                <w:sz w:val="22"/>
+                <w:szCs w:val="22"/>
+                <w14:ligatures w14:val="none"/>
+              </w:rPr>
+              <w:t>1708.42</w:t>
+            </w:r>
+          </w:p>
+        </w:tc>
+      </w:tr>
+      <w:tr>
+        <w:trPr>
+          <w:trHeight w:val="300"/>
+        </w:trPr>
+        <w:tc>
+          <w:tcPr>
+            <w:tcW w:w="960" w:type="dxa"/>
+            <w:noWrap/>
+            <w:vAlign w:val="bottom"/>
+            <w:hideMark/>
+          </w:tcPr>
+          <w:p>
+            <w:pPr>
+              <w:spacing w:after="0" w:line="240" w:lineRule="auto"/>
+              <w:rPr>
+                <w:rFonts w:ascii="Aptos Narrow" w:eastAsia="Times New Roman" w:hAnsi="Aptos Narrow" w:cs="Times New Roman"/>
+                <w:color w:val="000000"/>
+                <w:kern w:val="0"/>
+                <w:sz w:val="22"/>
+                <w:szCs w:val="22"/>
+                <w14:ligatures w14:val="none"/>
+              </w:rPr>
+            </w:pPr>
+            <w:r>
+              <w:rPr>
+                <w:rFonts w:ascii="Aptos Narrow" w:eastAsia="Times New Roman" w:hAnsi="Aptos Narrow" w:cs="Times New Roman"/>
+                <w:color w:val="000000"/>
+                <w:kern w:val="0"/>
+                <w:sz w:val="22"/>
+                <w:szCs w:val="22"/>
+                <w14:ligatures w14:val="none"/>
+              </w:rPr>
+              <w:t>G3</w:t>
+            </w:r>
+          </w:p>
+        </w:tc>
+        <w:tc>
+          <w:tcPr>
+            <w:tcW w:w="960" w:type="dxa"/>
+            <w:noWrap/>
+            <w:vAlign w:val="bottom"/>
+            <w:hideMark/>
+          </w:tcPr>
+          <w:p>
+            <w:pPr>
+              <w:spacing w:after="0" w:line="240" w:lineRule="auto"/>
+              <w:jc w:val="right"/>
+              <w:rPr>
+                <w:rFonts w:ascii="Aptos Narrow" w:eastAsia="Times New Roman" w:hAnsi="Aptos Narrow" w:cs="Times New Roman"/>
+                <w:color w:val="000000"/>
+                <w:kern w:val="0"/>
+                <w:sz w:val="22"/>
+                <w:szCs w:val="22"/>
+                <w14:ligatures w14:val="none"/>
+              </w:rPr>
+            </w:pPr>
+            <w:r>
+              <w:rPr>
+                <w:rFonts w:ascii="Aptos Narrow" w:eastAsia="Times New Roman" w:hAnsi="Aptos Narrow" w:cs="Times New Roman"/>
+                <w:color w:val="000000"/>
+                <w:kern w:val="0"/>
+                <w:sz w:val="22"/>
+                <w:szCs w:val="22"/>
+                <w14:ligatures w14:val="none"/>
+              </w:rPr>
+              <w:t>2077.6</w:t>
+            </w:r>
+          </w:p>
+        </w:tc>
+        <w:tc>
+          <w:tcPr>
+            <w:tcW w:w="960" w:type="dxa"/>
+            <w:noWrap/>
+            <w:vAlign w:val="bottom"/>
+            <w:hideMark/>
+          </w:tcPr>
+          <w:p>
+            <w:pPr>
+              <w:spacing w:after="0" w:line="240" w:lineRule="auto"/>
+              <w:jc w:val="right"/>
+              <w:rPr>
+                <w:rFonts w:ascii="Aptos Narrow" w:eastAsia="Times New Roman" w:hAnsi="Aptos Narrow" w:cs="Times New Roman"/>
+                <w:color w:val="000000"/>
+                <w:kern w:val="0"/>
+                <w:sz w:val="22"/>
+                <w:szCs w:val="22"/>
+                <w14:ligatures w14:val="none"/>
+              </w:rPr>
+            </w:pPr>
+            <w:r>
+              <w:rPr>
+                <w:rFonts w:ascii="Aptos Narrow" w:eastAsia="Times New Roman" w:hAnsi="Aptos Narrow" w:cs="Times New Roman"/>
+                <w:color w:val="000000"/>
+                <w:kern w:val="0"/>
+                <w:sz w:val="22"/>
+                <w:szCs w:val="22"/>
+                <w14:ligatures w14:val="none"/>
+              </w:rPr>
+              <w:t>2077.85</w:t>
+            </w:r>
+          </w:p>
+        </w:tc>
+        <w:tc>
+          <w:tcPr>
+            <w:tcW w:w="960" w:type="dxa"/>
+            <w:noWrap/>
+            <w:vAlign w:val="bottom"/>
+            <w:hideMark/>
+          </w:tcPr>
+          <w:p>
+            <w:pPr>
+              <w:spacing w:after="0" w:line="240" w:lineRule="auto"/>
+              <w:jc w:val="right"/>
+              <w:rPr>
+                <w:rFonts w:ascii="Aptos Narrow" w:eastAsia="Times New Roman" w:hAnsi="Aptos Narrow" w:cs="Times New Roman"/>
+                <w:color w:val="000000"/>
+                <w:kern w:val="0"/>
+                <w:sz w:val="22"/>
+                <w:szCs w:val="22"/>
+                <w14:ligatures w14:val="none"/>
+              </w:rPr>
+            </w:pPr>
+            <w:r>
+              <w:rPr>
+                <w:rFonts w:ascii="Aptos Narrow" w:eastAsia="Times New Roman" w:hAnsi="Aptos Narrow" w:cs="Times New Roman"/>
+                <w:color w:val="000000"/>
+                <w:kern w:val="0"/>
+                <w:sz w:val="22"/>
+                <w:szCs w:val="22"/>
+                <w14:ligatures w14:val="none"/>
+              </w:rPr>
+              <w:t>2075.98</w:t>
+            </w:r>
+          </w:p>
+        </w:tc>
+        <w:tc>
+          <w:tcPr>
+            <w:tcW w:w="960" w:type="dxa"/>
+            <w:noWrap/>
+            <w:vAlign w:val="bottom"/>
+            <w:hideMark/>
+          </w:tcPr>
+          <w:p>
+            <w:pPr>
+              <w:spacing w:after="0" w:line="240" w:lineRule="auto"/>
+              <w:jc w:val="right"/>
+              <w:rPr>
+                <w:rFonts w:ascii="Aptos Narrow" w:eastAsia="Times New Roman" w:hAnsi="Aptos Narrow" w:cs="Times New Roman"/>
+                <w:color w:val="000000"/>
+                <w:kern w:val="0"/>
+                <w:sz w:val="22"/>
+                <w:szCs w:val="22"/>
+                <w14:ligatures w14:val="none"/>
+              </w:rPr>
+            </w:pPr>
+            <w:r>
+              <w:rPr>
+                <w:rFonts w:ascii="Aptos Narrow" w:eastAsia="Times New Roman" w:hAnsi="Aptos Narrow" w:cs="Times New Roman"/>
+                <w:color w:val="000000"/>
+                <w:kern w:val="0"/>
+                <w:sz w:val="22"/>
+                <w:szCs w:val="22"/>
+                <w14:ligatures w14:val="none"/>
+              </w:rPr>
+              <w:t>2083.84</w:t>
+            </w:r>
+          </w:p>
+        </w:tc>
+        <w:tc>
+          <w:tcPr>
+            <w:tcW w:w="960" w:type="dxa"/>
+            <w:noWrap/>
+            <w:vAlign w:val="bottom"/>
+            <w:hideMark/>
+          </w:tcPr>
+          <w:p>
+            <w:pPr>
+              <w:spacing w:after="0" w:line="240" w:lineRule="auto"/>
+              <w:jc w:val="right"/>
+              <w:rPr>
+                <w:rFonts w:ascii="Aptos Narrow" w:eastAsia="Times New Roman" w:hAnsi="Aptos Narrow" w:cs="Times New Roman"/>
+                <w:color w:val="000000"/>
+                <w:kern w:val="0"/>
+                <w:sz w:val="22"/>
+                <w:szCs w:val="22"/>
+                <w14:ligatures w14:val="none"/>
+              </w:rPr>
+            </w:pPr>
+            <w:r>
+              <w:rPr>
+                <w:rFonts w:ascii="Aptos Narrow" w:eastAsia="Times New Roman" w:hAnsi="Aptos Narrow" w:cs="Times New Roman"/>
+                <w:color w:val="000000"/>
+                <w:kern w:val="0"/>
+                <w:sz w:val="22"/>
+                <w:szCs w:val="22"/>
+                <w14:ligatures w14:val="none"/>
+              </w:rPr>
+              <w:t>2219.91</w:t>
+            </w:r>
+          </w:p>
+        </w:tc>
+        <w:tc>
+          <w:tcPr>
+            <w:tcW w:w="960" w:type="dxa"/>
+            <w:noWrap/>
+            <w:vAlign w:val="bottom"/>
+            <w:hideMark/>
+          </w:tcPr>
+          <w:p>
+            <w:pPr>
+              <w:spacing w:after="0" w:line="240" w:lineRule="auto"/>
+              <w:jc w:val="right"/>
+              <w:rPr>
+                <w:rFonts w:ascii="Aptos Narrow" w:eastAsia="Times New Roman" w:hAnsi="Aptos Narrow" w:cs="Times New Roman"/>
+                <w:color w:val="000000"/>
+                <w:kern w:val="0"/>
+                <w:sz w:val="22"/>
+                <w:szCs w:val="22"/>
+                <w14:ligatures w14:val="none"/>
+              </w:rPr>
+            </w:pPr>
+            <w:r>
+              <w:rPr>
+                <w:rFonts w:ascii="Aptos Narrow" w:eastAsia="Times New Roman" w:hAnsi="Aptos Narrow" w:cs="Times New Roman"/>
+                <w:color w:val="000000"/>
+                <w:kern w:val="0"/>
+                <w:sz w:val="22"/>
+                <w:szCs w:val="22"/>
+                <w14:ligatures w14:val="none"/>
+              </w:rPr>
+              <w:t>2691.21</w:t>
+            </w:r>
+          </w:p>
+        </w:tc>
+        <w:tc>
+          <w:tcPr>
+            <w:tcW w:w="960" w:type="dxa"/>
+            <w:noWrap/>
+            <w:vAlign w:val="bottom"/>
+            <w:hideMark/>
+          </w:tcPr>
+          <w:p>
+            <w:pPr>
+              <w:spacing w:after="0" w:line="240" w:lineRule="auto"/>
+              <w:jc w:val="right"/>
+              <w:rPr>
+                <w:rFonts w:ascii="Aptos Narrow" w:eastAsia="Times New Roman" w:hAnsi="Aptos Narrow" w:cs="Times New Roman"/>
+                <w:color w:val="000000"/>
+                <w:kern w:val="0"/>
+                <w:sz w:val="22"/>
+                <w:szCs w:val="22"/>
+                <w14:ligatures w14:val="none"/>
+              </w:rPr>
+            </w:pPr>
+            <w:r>
+              <w:rPr>
+                <w:rFonts w:ascii="Aptos Narrow" w:eastAsia="Times New Roman" w:hAnsi="Aptos Narrow" w:cs="Times New Roman"/>
+                <w:color w:val="000000"/>
+                <w:kern w:val="0"/>
+                <w:sz w:val="22"/>
+                <w:szCs w:val="22"/>
+                <w14:ligatures w14:val="none"/>
+              </w:rPr>
+              <w:t>2077.18</w:t>
+            </w:r>
+          </w:p>
+        </w:tc>
+        <w:tc>
+          <w:tcPr>
+            <w:tcW w:w="960" w:type="dxa"/>
+            <w:noWrap/>
+            <w:vAlign w:val="bottom"/>
+            <w:hideMark/>
+          </w:tcPr>
+          <w:p>
+            <w:pPr>
+              <w:spacing w:after="0" w:line="240" w:lineRule="auto"/>
+              <w:jc w:val="right"/>
+              <w:rPr>
+                <w:rFonts w:ascii="Aptos Narrow" w:eastAsia="Times New Roman" w:hAnsi="Aptos Narrow" w:cs="Times New Roman"/>
+                <w:color w:val="000000"/>
+                <w:kern w:val="0"/>
+                <w:sz w:val="22"/>
+                <w:szCs w:val="22"/>
+                <w14:ligatures w14:val="none"/>
+              </w:rPr>
+            </w:pPr>
+            <w:r>
+              <w:rPr>
+                <w:rFonts w:ascii="Aptos Narrow" w:eastAsia="Times New Roman" w:hAnsi="Aptos Narrow" w:cs="Times New Roman"/>
+                <w:color w:val="000000"/>
+                <w:kern w:val="0"/>
+                <w:sz w:val="22"/>
+                <w:szCs w:val="22"/>
+                <w14:ligatures w14:val="none"/>
+              </w:rPr>
+              <w:t>2082.41</w:t>
+            </w:r>
+          </w:p>
+        </w:tc>
+      </w:tr>
+      <w:tr>
+        <w:trPr>
+          <w:trHeight w:val="300"/>
+        </w:trPr>
+        <w:tc>
+          <w:tcPr>
+            <w:tcW w:w="960" w:type="dxa"/>
+            <w:noWrap/>
+            <w:vAlign w:val="bottom"/>
+            <w:hideMark/>
+          </w:tcPr>
+          <w:p>
+            <w:pPr>
+              <w:spacing w:after="0" w:line="240" w:lineRule="auto"/>
+              <w:rPr>
+                <w:rFonts w:ascii="Aptos Narrow" w:eastAsia="Times New Roman" w:hAnsi="Aptos Narrow" w:cs="Times New Roman"/>
+                <w:color w:val="000000"/>
+                <w:kern w:val="0"/>
+                <w:sz w:val="22"/>
+                <w:szCs w:val="22"/>
+                <w14:ligatures w14:val="none"/>
+              </w:rPr>
+            </w:pPr>
+            <w:r>
+              <w:rPr>
+                <w:rFonts w:ascii="Aptos Narrow" w:eastAsia="Times New Roman" w:hAnsi="Aptos Narrow" w:cs="Times New Roman"/>
+                <w:color w:val="000000"/>
+                <w:kern w:val="0"/>
+                <w:sz w:val="22"/>
+                <w:szCs w:val="22"/>
+                <w14:ligatures w14:val="none"/>
+              </w:rPr>
+              <w:t>G4</w:t>
+            </w:r>
+          </w:p>
+        </w:tc>
+        <w:tc>
+          <w:tcPr>
+            <w:tcW w:w="960" w:type="dxa"/>
+            <w:noWrap/>
+            <w:vAlign w:val="bottom"/>
+            <w:hideMark/>
+          </w:tcPr>
+          <w:p>
+            <w:pPr>
+              <w:spacing w:after="0" w:line="240" w:lineRule="auto"/>
+              <w:jc w:val="right"/>
+              <w:rPr>
+                <w:rFonts w:ascii="Aptos Narrow" w:eastAsia="Times New Roman" w:hAnsi="Aptos Narrow" w:cs="Times New Roman"/>
+                <w:color w:val="000000"/>
+                <w:kern w:val="0"/>
+                <w:sz w:val="22"/>
+                <w:szCs w:val="22"/>
+                <w14:ligatures w14:val="none"/>
+              </w:rPr>
+            </w:pPr>
+            <w:r>
+              <w:rPr>
+                <w:rFonts w:ascii="Aptos Narrow" w:eastAsia="Times New Roman" w:hAnsi="Aptos Narrow" w:cs="Times New Roman"/>
+                <w:color w:val="000000"/>
+                <w:kern w:val="0"/>
+                <w:sz w:val="22"/>
+                <w:szCs w:val="22"/>
+                <w14:ligatures w14:val="none"/>
+              </w:rPr>
+              <w:t>2001.63</w:t>
+            </w:r>
+          </w:p>
+        </w:tc>
+        <w:tc>
+          <w:tcPr>
+            <w:tcW w:w="960" w:type="dxa"/>
+            <w:noWrap/>
+            <w:vAlign w:val="bottom"/>
+            <w:hideMark/>
+          </w:tcPr>
+          <w:p>
+            <w:pPr>
+              <w:spacing w:after="0" w:line="240" w:lineRule="auto"/>
+              <w:jc w:val="right"/>
+              <w:rPr>
+                <w:rFonts w:ascii="Aptos Narrow" w:eastAsia="Times New Roman" w:hAnsi="Aptos Narrow" w:cs="Times New Roman"/>
+                <w:color w:val="000000"/>
+                <w:kern w:val="0"/>
+                <w:sz w:val="22"/>
+                <w:szCs w:val="22"/>
+                <w14:ligatures w14:val="none"/>
+              </w:rPr>
+            </w:pPr>
+            <w:r>
+              <w:rPr>
+                <w:rFonts w:ascii="Aptos Narrow" w:eastAsia="Times New Roman" w:hAnsi="Aptos Narrow" w:cs="Times New Roman"/>
+                <w:color w:val="000000"/>
+                <w:kern w:val="0"/>
+                <w:sz w:val="22"/>
+                <w:szCs w:val="22"/>
+                <w14:ligatures w14:val="none"/>
+              </w:rPr>
+              <w:t>1999.32</w:t>
+            </w:r>
+          </w:p>
+        </w:tc>
+        <w:tc>
+          <w:tcPr>
+            <w:tcW w:w="960" w:type="dxa"/>
+            <w:noWrap/>
+            <w:vAlign w:val="bottom"/>
+            <w:hideMark/>
+          </w:tcPr>
+          <w:p>
+            <w:pPr>
+              <w:spacing w:after="0" w:line="240" w:lineRule="auto"/>
+              <w:jc w:val="right"/>
+              <w:rPr>
+                <w:rFonts w:ascii="Aptos Narrow" w:eastAsia="Times New Roman" w:hAnsi="Aptos Narrow" w:cs="Times New Roman"/>
+                <w:color w:val="000000"/>
+                <w:kern w:val="0"/>
+                <w:sz w:val="22"/>
+                <w:szCs w:val="22"/>
+                <w14:ligatures w14:val="none"/>
+              </w:rPr>
+            </w:pPr>
+            <w:r>
+              <w:rPr>
+                <w:rFonts w:ascii="Aptos Narrow" w:eastAsia="Times New Roman" w:hAnsi="Aptos Narrow" w:cs="Times New Roman"/>
+                <w:color w:val="000000"/>
+                <w:kern w:val="0"/>
+                <w:sz w:val="22"/>
+                <w:szCs w:val="22"/>
+                <w14:ligatures w14:val="none"/>
+              </w:rPr>
+              <w:t>2005.47</w:t>
+            </w:r>
+          </w:p>
+        </w:tc>
+        <w:tc>
+          <w:tcPr>
+            <w:tcW w:w="960" w:type="dxa"/>
+            <w:noWrap/>
+            <w:vAlign w:val="bottom"/>
+            <w:hideMark/>
+          </w:tcPr>
+          <w:p>
+            <w:pPr>
+              <w:spacing w:after="0" w:line="240" w:lineRule="auto"/>
+              <w:jc w:val="right"/>
+              <w:rPr>
+                <w:rFonts w:ascii="Aptos Narrow" w:eastAsia="Times New Roman" w:hAnsi="Aptos Narrow" w:cs="Times New Roman"/>
+                <w:color w:val="000000"/>
+                <w:kern w:val="0"/>
+                <w:sz w:val="22"/>
+                <w:szCs w:val="22"/>
+                <w14:ligatures w14:val="none"/>
+              </w:rPr>
+            </w:pPr>
+            <w:r>
+              <w:rPr>
+                <w:rFonts w:ascii="Aptos Narrow" w:eastAsia="Times New Roman" w:hAnsi="Aptos Narrow" w:cs="Times New Roman"/>
+                <w:color w:val="000000"/>
+                <w:kern w:val="0"/>
+                <w:sz w:val="22"/>
+                <w:szCs w:val="22"/>
+                <w14:ligatures w14:val="none"/>
+              </w:rPr>
+              <w:t>2007.69</w:t>
+            </w:r>
+          </w:p>
+        </w:tc>
+        <w:tc>
+          <w:tcPr>
+            <w:tcW w:w="960" w:type="dxa"/>
+            <w:noWrap/>
+            <w:vAlign w:val="bottom"/>
+            <w:hideMark/>
+          </w:tcPr>
+          <w:p>
+            <w:pPr>
+              <w:spacing w:after="0" w:line="240" w:lineRule="auto"/>
+              <w:jc w:val="right"/>
+              <w:rPr>
+                <w:rFonts w:ascii="Aptos Narrow" w:eastAsia="Times New Roman" w:hAnsi="Aptos Narrow" w:cs="Times New Roman"/>
+                <w:color w:val="000000"/>
+                <w:kern w:val="0"/>
+                <w:sz w:val="22"/>
+                <w:szCs w:val="22"/>
+                <w14:ligatures w14:val="none"/>
+              </w:rPr>
+            </w:pPr>
+            <w:r>
+              <w:rPr>
+                <w:rFonts w:ascii="Aptos Narrow" w:eastAsia="Times New Roman" w:hAnsi="Aptos Narrow" w:cs="Times New Roman"/>
+                <w:color w:val="000000"/>
+                <w:kern w:val="0"/>
+                <w:sz w:val="22"/>
+                <w:szCs w:val="22"/>
+                <w14:ligatures w14:val="none"/>
+              </w:rPr>
+              <w:t>2387.96</w:t>
+            </w:r>
+          </w:p>
+        </w:tc>
+        <w:tc>
+          <w:tcPr>
+            <w:tcW w:w="960" w:type="dxa"/>
+            <w:noWrap/>
+            <w:vAlign w:val="bottom"/>
+            <w:hideMark/>
+          </w:tcPr>
+          <w:p>
+            <w:pPr>
+              <w:spacing w:after="0" w:line="240" w:lineRule="auto"/>
+              <w:jc w:val="right"/>
+              <w:rPr>
+                <w:rFonts w:ascii="Aptos Narrow" w:eastAsia="Times New Roman" w:hAnsi="Aptos Narrow" w:cs="Times New Roman"/>
+                <w:color w:val="000000"/>
+                <w:kern w:val="0"/>
+                <w:sz w:val="22"/>
+                <w:szCs w:val="22"/>
+                <w14:ligatures w14:val="none"/>
+              </w:rPr>
+            </w:pPr>
+            <w:r>
+              <w:rPr>
+                <w:rFonts w:ascii="Aptos Narrow" w:eastAsia="Times New Roman" w:hAnsi="Aptos Narrow" w:cs="Times New Roman"/>
+                <w:color w:val="000000"/>
+                <w:kern w:val="0"/>
+                <w:sz w:val="22"/>
+                <w:szCs w:val="22"/>
+                <w14:ligatures w14:val="none"/>
+              </w:rPr>
+              <w:t>2545.66</w:t>
+            </w:r>
+          </w:p>
+        </w:tc>
+        <w:tc>
+          <w:tcPr>
+            <w:tcW w:w="960" w:type="dxa"/>
+            <w:noWrap/>
+            <w:vAlign w:val="bottom"/>
+            <w:hideMark/>
+          </w:tcPr>
+          <w:p>
+            <w:pPr>
+              <w:spacing w:after="0" w:line="240" w:lineRule="auto"/>
+              <w:jc w:val="right"/>
+              <w:rPr>
+                <w:rFonts w:ascii="Aptos Narrow" w:eastAsia="Times New Roman" w:hAnsi="Aptos Narrow" w:cs="Times New Roman"/>
+                <w:color w:val="000000"/>
+                <w:kern w:val="0"/>
+                <w:sz w:val="22"/>
+                <w:szCs w:val="22"/>
+                <w14:ligatures w14:val="none"/>
+              </w:rPr>
+            </w:pPr>
+            <w:r>
+              <w:rPr>
+                <w:rFonts w:ascii="Aptos Narrow" w:eastAsia="Times New Roman" w:hAnsi="Aptos Narrow" w:cs="Times New Roman"/>
+                <w:color w:val="000000"/>
+                <w:kern w:val="0"/>
+                <w:sz w:val="22"/>
+                <w:szCs w:val="22"/>
+                <w14:ligatures w14:val="none"/>
+              </w:rPr>
+              <w:t>2004.83</w:t>
+            </w:r>
+          </w:p>
+        </w:tc>
+        <w:tc>
+          <w:tcPr>
+            <w:tcW w:w="960" w:type="dxa"/>
+            <w:noWrap/>
+            <w:vAlign w:val="bottom"/>
+            <w:hideMark/>
+          </w:tcPr>
+          <w:p>
+            <w:pPr>
+              <w:spacing w:after="0" w:line="240" w:lineRule="auto"/>
+              <w:jc w:val="right"/>
+              <w:rPr>
+                <w:rFonts w:ascii="Aptos Narrow" w:eastAsia="Times New Roman" w:hAnsi="Aptos Narrow" w:cs="Times New Roman"/>
+                <w:color w:val="000000"/>
+                <w:kern w:val="0"/>
+                <w:sz w:val="22"/>
+                <w:szCs w:val="22"/>
+                <w14:ligatures w14:val="none"/>
+              </w:rPr>
+            </w:pPr>
+            <w:r>
+              <w:rPr>
+                <w:rFonts w:ascii="Aptos Narrow" w:eastAsia="Times New Roman" w:hAnsi="Aptos Narrow" w:cs="Times New Roman"/>
+                <w:color w:val="000000"/>
+                <w:kern w:val="0"/>
+                <w:sz w:val="22"/>
+                <w:szCs w:val="22"/>
+                <w14:ligatures w14:val="none"/>
+              </w:rPr>
+              <w:t>1999.25</w:t>
+            </w:r>
+          </w:p>
+        </w:tc>
+      </w:tr>
+    </w:tbl>
+    <w:p>
+      <w:pPr>
+        <w:rPr>
+          <w:rFonts w:ascii="Arial" w:hAnsi="Arial" w:cs="Arial"/>
+        </w:rPr>
+      </w:pPr>
+    </w:p>
+    <w:p>
+      <w:pPr>
+        <w:rPr>
+          <w:rFonts w:ascii="Arial" w:hAnsi="Arial" w:cs="Arial"/>
+        </w:rPr>
+      </w:pPr>
+      <w:r>
+        <w:rPr>
+          <w:rFonts w:ascii="Arial" w:hAnsi="Arial" w:cs="Arial"/>
+        </w:rPr>
+        <w:t xml:space="preserve">When making the table, I stored the </w:t>
+      </w:r>
+      <w:r>
+        <w:rPr>
+          <w:rFonts w:ascii="Arial" w:hAnsi="Arial" w:cs="Arial"/>
+        </w:rPr>
+        <w:t xml:space="preserve">total </w:t>
+      </w:r>
+      <w:r>
+        <w:rPr>
+          <w:rFonts w:ascii="Arial" w:hAnsi="Arial" w:cs="Arial"/>
+        </w:rPr>
+        <w:t xml:space="preserve">states that each special case (at heal, g1, g2, g3, g4) have. And total number of each </w:t>
+      </w:r>
+      <w:r>
+        <w:rPr>
+          <w:rFonts w:ascii="Arial" w:hAnsi="Arial" w:cs="Arial"/>
+        </w:rPr>
+        <w:t xml:space="preserve">action in these </w:t>
+      </w:r>
+      <w:r>
+        <w:rPr>
+          <w:rFonts w:ascii="Arial" w:hAnsi="Arial" w:cs="Arial"/>
+        </w:rPr>
+        <w:t>states</w:t>
+      </w:r>
+      <w:r>
+        <w:rPr>
+          <w:rFonts w:ascii="Arial" w:hAnsi="Arial" w:cs="Arial"/>
+        </w:rPr>
+        <w:t>.</w:t>
+      </w:r>
+      <w:r>
+        <w:rPr>
+          <w:rFonts w:ascii="Arial" w:hAnsi="Arial" w:cs="Arial"/>
+        </w:rPr>
+        <w:t xml:space="preserve"> Also, the </w:t>
+      </w:r>
+      <w:proofErr w:type="gramStart"/>
+      <w:r>
+        <w:rPr>
+          <w:rFonts w:ascii="Arial" w:hAnsi="Arial" w:cs="Arial"/>
+        </w:rPr>
+        <w:t>Q(</w:t>
+      </w:r>
+      <w:proofErr w:type="gramEnd"/>
+      <w:r>
+        <w:rPr>
+          <w:rFonts w:ascii="Arial" w:hAnsi="Arial" w:cs="Arial"/>
+        </w:rPr>
+        <w:t>state, action).</w:t>
+      </w:r>
+    </w:p>
+    <w:p>
+      <w:pPr>
+        <w:rPr>
+          <w:rFonts w:ascii="Arial" w:hAnsi="Arial" w:cs="Arial"/>
+        </w:rPr>
+      </w:pPr>
+      <w:r>
+        <w:rPr>
+          <w:rFonts w:ascii="Arial" w:hAnsi="Arial" w:cs="Arial"/>
+        </w:rPr>
+        <w:t xml:space="preserve">And the weighted average of each Q is </w:t>
+      </w:r>
+    </w:p>
+    <w:p>
+      <w:pPr>
+        <w:rPr>
+          <w:rFonts w:ascii="Arial" w:hAnsi="Arial" w:cs="Arial"/>
+        </w:rPr>
+      </w:pPr>
+      <m:oMathPara>
+        <m:oMath>
+          <m:r>
+            <m:rPr>
+              <m:sty m:val="p"/>
+            </m:rPr>
+            <w:rPr>
+              <w:rFonts w:ascii="Cambria Math" w:hAnsi="Cambria Math" w:cs="Arial"/>
+            </w:rPr>
+            <m:t>Σ</m:t>
+          </m:r>
+          <m:r>
+            <w:rPr>
+              <w:rFonts w:ascii="Cambria Math" w:hAnsi="Cambria Math" w:cs="Arial"/>
+            </w:rPr>
+            <m:t xml:space="preserve"> (each </m:t>
+          </m:r>
+          <m:r>
+            <w:rPr>
+              <w:rFonts w:ascii="Cambria Math" w:hAnsi="Cambria Math" w:cs="Arial"/>
+            </w:rPr>
+            <m:t>state</m:t>
+          </m:r>
+          <m:r>
+            <w:rPr>
+              <w:rFonts w:ascii="Cambria Math" w:hAnsi="Cambria Math" w:cs="Arial"/>
+            </w:rPr>
+            <m:t xml:space="preserve">  count</m:t>
+          </m:r>
+          <m:r>
+            <w:rPr>
+              <w:rFonts w:ascii="Cambria Math" w:hAnsi="Cambria Math" w:cs="Arial"/>
+            </w:rPr>
+            <m:t>) * Q(state, action) /</m:t>
+          </m:r>
+          <m:r>
+            <w:rPr>
+              <w:rFonts w:ascii="Cambria Math" w:hAnsi="Cambria Math" w:cs="Arial"/>
+            </w:rPr>
+            <m:t xml:space="preserve">total </m:t>
+          </m:r>
+          <m:r>
+            <w:rPr>
+              <w:rFonts w:ascii="Cambria Math" w:hAnsi="Cambria Math" w:cs="Arial"/>
+            </w:rPr>
+            <m:t>state</m:t>
+          </m:r>
+          <m:r>
+            <w:rPr>
+              <w:rFonts w:ascii="Cambria Math" w:hAnsi="Cambria Math" w:cs="Arial"/>
+            </w:rPr>
+            <m:t xml:space="preserve"> counts</m:t>
+          </m:r>
+          <m:r>
+            <w:rPr>
+              <w:rFonts w:ascii="Cambria Math" w:hAnsi="Cambria Math" w:cs="Arial"/>
+            </w:rPr>
+            <m:t xml:space="preserve"> under certain case(at heal or g1 or g2 or g3 or g4)</m:t>
+          </m:r>
+        </m:oMath>
+      </m:oMathPara>
+    </w:p>
+    <w:p>
+      <w:pPr>
+        <w:rPr>
+          <w:rFonts w:ascii="Arial" w:hAnsi="Arial" w:cs="Arial"/>
+        </w:rPr>
+      </w:pPr>
+      <w:r>
+        <w:rPr>
+          <w:rFonts w:ascii="Arial" w:hAnsi="Arial" w:cs="Arial"/>
+        </w:rPr>
+        <w:t xml:space="preserve">From the table, we can observe some of the tendency that agent is learning from the </w:t>
+      </w:r>
+      <w:proofErr w:type="spellStart"/>
+      <w:r>
+        <w:rPr>
+          <w:rFonts w:ascii="Arial" w:hAnsi="Arial" w:cs="Arial"/>
+        </w:rPr>
+        <w:t>Q_learning</w:t>
+      </w:r>
+      <w:proofErr w:type="spellEnd"/>
+      <w:r>
+        <w:rPr>
+          <w:rFonts w:ascii="Arial" w:hAnsi="Arial" w:cs="Arial"/>
+        </w:rPr>
+        <w:t xml:space="preserve"> process. For example, from G1 to G4, Fight average goes up, which is in accordance with the guard strength</w:t>
+      </w:r>
+      <w:r>
+        <w:rPr>
+          <w:rFonts w:ascii="Arial" w:hAnsi="Arial" w:cs="Arial"/>
+        </w:rPr>
+        <w:t xml:space="preserve"> (G1 is the strongest and G4 is the weakest)</w:t>
+      </w:r>
+      <w:r>
+        <w:rPr>
+          <w:rFonts w:ascii="Arial" w:hAnsi="Arial" w:cs="Arial"/>
+        </w:rPr>
+        <w:t>, showing the agent is learning the game without hard-coded strategy.</w:t>
+      </w:r>
     </w:p>
     <w:sectPr>
       <w:pgSz w:w="12240" w:h="15840"/>
@@ -687,7 +3450,6 @@
   <w:style w:type="character" w:default="1" w:styleId="DefaultParagraphFont">
     <w:name w:val="Default Paragraph Font"/>
     <w:uiPriority w:val="1"/>
-    <w:semiHidden/>
     <w:unhideWhenUsed/>
   </w:style>
   <w:style w:type="table" w:default="1" w:styleId="TableNormal">
@@ -999,6 +3761,16 @@
       <w:smallCaps/>
       <w:color w:val="0F4761" w:themeColor="accent1" w:themeShade="BF"/>
       <w:spacing w:val="5"/>
+    </w:rPr>
+  </w:style>
+  <w:style w:type="character" w:styleId="PlaceholderText">
+    <w:name w:val="Placeholder Text"/>
+    <w:basedOn w:val="DefaultParagraphFont"/>
+    <w:uiPriority w:val="99"/>
+    <w:semiHidden/>
+    <w:rsid w:val="008B133B"/>
+    <w:rPr>
+      <w:color w:val="666666"/>
     </w:rPr>
   </w:style>
 </w:styles>
@@ -1317,4 +4089,16 @@
     </a:ext>
   </a:extLst>
 </a:theme>
+</file>
+
+<file path=customXml/item1.xml><?xml version="1.0" encoding="utf-8"?>
+<b:Sources xmlns:b="http://schemas.openxmlformats.org/officeDocument/2006/bibliography" xmlns="http://schemas.openxmlformats.org/officeDocument/2006/bibliography" SelectedStyle="\APASixthEditionOfficeOnline.xsl" StyleName="APA" Version="6"/>
+</file>
+
+<file path=customXml/itemProps1.xml><?xml version="1.0" encoding="utf-8"?>
+<ds:datastoreItem xmlns:ds="http://schemas.openxmlformats.org/officeDocument/2006/customXml" ds:itemID="{87DCD00E-880A-430D-A6F7-C858E995E497}">
+  <ds:schemaRefs>
+    <ds:schemaRef ds:uri="http://schemas.openxmlformats.org/officeDocument/2006/bibliography"/>
+  </ds:schemaRefs>
+</ds:datastoreItem>
 </file>